--- a/static/templates-se2026/bapp_termin2_pml_se2026.docx
+++ b/static/templates-se2026/bapp_termin2_pml_se2026.docx
@@ -3877,6 +3877,9 @@
                 <w:szCs w:val="24"/>
               </w:rPr>
               <w:t>PIHAK KEDUA,</w:t>
+              <w:br/>
+              <w:br/>
+              <w:t>${nama_petugas}</w:t>
             </w:r>
           </w:p>
           <w:p>
@@ -3906,7 +3909,6 @@
                 <w:sz w:val="24"/>
                 <w:szCs w:val="24"/>
               </w:rPr>
-              <w:t>(.........................................)</w:t>
             </w:r>
           </w:p>
         </w:tc>
@@ -3938,6 +3940,9 @@
                 <w:szCs w:val="24"/>
               </w:rPr>
               <w:t>PIHAK PERTAMA,</w:t>
+              <w:br/>
+              <w:br/>
+              <w:t>${nama_ketua_tim}</w:t>
             </w:r>
           </w:p>
           <w:p>
@@ -3967,7 +3972,6 @@
                 <w:sz w:val="24"/>
                 <w:szCs w:val="24"/>
               </w:rPr>
-              <w:t>(.........................................)</w:t>
             </w:r>
           </w:p>
         </w:tc>
@@ -6000,6 +6004,15 @@
                 <w:szCs w:val="24"/>
               </w:rPr>
             </w:pPr>
+            <w:r>
+              <w:br/>
+              <w:br/>
+              <w:t>PIHAK KEDUA,</w:t>
+              <w:br/>
+              <w:br/>
+              <w:br/>
+              <w:t>${nama_petugas}</w:t>
+            </w:r>
           </w:p>
           <w:p>
             <w:pPr>
@@ -6030,7 +6043,6 @@
                 <w:sz w:val="24"/>
                 <w:szCs w:val="24"/>
               </w:rPr>
-              <w:t>PIHAK KEDUA,</w:t>
             </w:r>
           </w:p>
           <w:p>
@@ -6073,7 +6085,6 @@
                 <w:sz w:val="24"/>
                 <w:szCs w:val="24"/>
               </w:rPr>
-              <w:t>(.........................................)</w:t>
             </w:r>
           </w:p>
         </w:tc>
@@ -6098,6 +6109,15 @@
                 <w:szCs w:val="24"/>
               </w:rPr>
             </w:pPr>
+            <w:r>
+              <w:br/>
+              <w:br/>
+              <w:t>PIHAK PERTAMA,</w:t>
+              <w:br/>
+              <w:br/>
+              <w:br/>
+              <w:t>${nama_ketua_tim}</w:t>
+            </w:r>
           </w:p>
           <w:p>
             <w:pPr>
@@ -6128,7 +6148,6 @@
                 <w:sz w:val="24"/>
                 <w:szCs w:val="24"/>
               </w:rPr>
-              <w:t>PIHAK PERTAMA,</w:t>
             </w:r>
           </w:p>
           <w:p>
@@ -6171,7 +6190,6 @@
                 <w:sz w:val="24"/>
                 <w:szCs w:val="24"/>
               </w:rPr>
-              <w:t>(.........................................)</w:t>
             </w:r>
           </w:p>
         </w:tc>
@@ -6323,7 +6341,7 @@
           <w:sz w:val="24"/>
           <w:szCs w:val="24"/>
         </w:rPr>
-        <w:t>(.........................................)</w:t>
+        <w:t>${nama_ppk}</w:t>
       </w:r>
     </w:p>
     <w:p>
@@ -8654,7 +8672,7 @@
           <w:sz w:val="24"/>
           <w:szCs w:val="24"/>
         </w:rPr>
-        <w:t>(.........................................)</w:t>
+        <w:t>${nama_ppk}</w:t>
       </w:r>
     </w:p>
     <w:p>

--- a/static/templates-se2026/bapp_termin2_pml_se2026.docx
+++ b/static/templates-se2026/bapp_termin2_pml_se2026.docx
@@ -118,16 +118,16 @@
           <w:sz w:val="24"/>
           <w:szCs w:val="24"/>
         </w:rPr>
-        <w:t>Nomor: ${nomor}</w:t>
-      </w:r>
-      <w:proofErr w:type="spellEnd"/>
-      <w:r>
-        <w:rPr>
-          <w:rFonts w:ascii="Bookman Old Style" w:eastAsia="Bookman Old Style" w:hAnsi="Bookman Old Style" w:cs="Bookman Old Style"/>
-          <w:color w:val="000000"/>
-          <w:sz w:val="24"/>
-          <w:szCs w:val="24"/>
-        </w:rPr>
+        <w:t>Nomor</w:t>
+      </w:r>
+      <w:proofErr w:type="spellEnd"/>
+      <w:r>
+        <w:rPr>
+          <w:rFonts w:ascii="Bookman Old Style" w:eastAsia="Bookman Old Style" w:hAnsi="Bookman Old Style" w:cs="Bookman Old Style"/>
+          <w:sz w:val="24"/>
+          <w:szCs w:val="24"/>
+        </w:rPr>
+        <w:t>: ${nomor}</w:t>
       </w:r>
       <w:r>
         <w:rPr>
@@ -183,56 +183,55 @@
       <w:r>
         <w:rPr>
           <w:rFonts w:ascii="Bookman Old Style" w:eastAsia="Bookman Old Style" w:hAnsi="Bookman Old Style" w:cs="Bookman Old Style"/>
-          <w:color w:val="000000"/>
-          <w:sz w:val="24"/>
-          <w:szCs w:val="24"/>
-        </w:rPr>
-        <w:t>Pada hari ini ${hari}, tanggal ${tgl_teks}, bulan ${bln_teks}, tahun dua ribu dua puluh enam (${tgl_angka}-2026), berdasarkan Perjanjian Kerja pada Badan Pusat Statistik Kabupaten Dompu Nomor: ${nomor_spk}, bertempat di Dompu, kami yang bertanda tangan di bawah ini:</w:t>
-      </w:r>
-      <w:proofErr w:type="spellStart"/>
-      <w:r>
-        <w:rPr>
-          <w:rFonts w:ascii="Bookman Old Style" w:eastAsia="Bookman Old Style" w:hAnsi="Bookman Old Style" w:cs="Bookman Old Style"/>
-          <w:color w:val="000000"/>
-          <w:sz w:val="24"/>
-          <w:szCs w:val="24"/>
-        </w:rPr>
-      </w:r>
-      <w:proofErr w:type="spellEnd"/>
-      <w:r>
-        <w:rPr>
-          <w:rFonts w:ascii="Bookman Old Style" w:eastAsia="Bookman Old Style" w:hAnsi="Bookman Old Style" w:cs="Bookman Old Style"/>
-          <w:color w:val="000000"/>
-          <w:sz w:val="24"/>
-          <w:szCs w:val="24"/>
-        </w:rPr>
-      </w:r>
-      <w:proofErr w:type="spellStart"/>
-      <w:r>
-        <w:rPr>
-          <w:rFonts w:ascii="Bookman Old Style" w:eastAsia="Bookman Old Style" w:hAnsi="Bookman Old Style" w:cs="Bookman Old Style"/>
-          <w:color w:val="000000"/>
-          <w:sz w:val="24"/>
-          <w:szCs w:val="24"/>
-        </w:rPr>
-      </w:r>
-      <w:proofErr w:type="spellEnd"/>
-      <w:r>
-        <w:rPr>
-          <w:rFonts w:ascii="Bookman Old Style" w:eastAsia="Bookman Old Style" w:hAnsi="Bookman Old Style" w:cs="Bookman Old Style"/>
-          <w:color w:val="000000"/>
-          <w:sz w:val="24"/>
-          <w:szCs w:val="24"/>
-        </w:rPr>
-      </w:r>
-      <w:proofErr w:type="spellStart"/>
-      <w:r>
-        <w:rPr>
-          <w:rFonts w:ascii="Bookman Old Style" w:eastAsia="Bookman Old Style" w:hAnsi="Bookman Old Style" w:cs="Bookman Old Style"/>
-          <w:color w:val="000000"/>
-          <w:sz w:val="24"/>
-          <w:szCs w:val="24"/>
-        </w:rPr>
+          <w:sz w:val="24"/>
+          <w:szCs w:val="24"/>
+        </w:rPr>
+        <w:t xml:space="preserve">Pada hari ini ${hari}, </w:t>
+      </w:r>
+      <w:proofErr w:type="spellStart"/>
+      <w:r>
+        <w:rPr>
+          <w:rFonts w:ascii="Bookman Old Style" w:eastAsia="Bookman Old Style" w:hAnsi="Bookman Old Style" w:cs="Bookman Old Style"/>
+          <w:color w:val="000000"/>
+          <w:sz w:val="24"/>
+          <w:szCs w:val="24"/>
+        </w:rPr>
+      </w:r>
+      <w:proofErr w:type="spellEnd"/>
+      <w:r>
+        <w:rPr>
+          <w:rFonts w:ascii="Bookman Old Style" w:eastAsia="Bookman Old Style" w:hAnsi="Bookman Old Style" w:cs="Bookman Old Style"/>
+          <w:color w:val="000000"/>
+          <w:sz w:val="24"/>
+          <w:szCs w:val="24"/>
+        </w:rPr>
+      </w:r>
+      <w:proofErr w:type="spellStart"/>
+      <w:r>
+        <w:rPr>
+          <w:rFonts w:ascii="Bookman Old Style" w:eastAsia="Bookman Old Style" w:hAnsi="Bookman Old Style" w:cs="Bookman Old Style"/>
+          <w:sz w:val="24"/>
+          <w:szCs w:val="24"/>
+        </w:rPr>
+        <w:t xml:space="preserve">tanggal ${tgl_teks}, </w:t>
+      </w:r>
+      <w:proofErr w:type="spellEnd"/>
+      <w:r>
+        <w:rPr>
+          <w:rFonts w:ascii="Bookman Old Style" w:eastAsia="Bookman Old Style" w:hAnsi="Bookman Old Style" w:cs="Bookman Old Style"/>
+          <w:color w:val="000000"/>
+          <w:sz w:val="24"/>
+          <w:szCs w:val="24"/>
+        </w:rPr>
+      </w:r>
+      <w:proofErr w:type="spellStart"/>
+      <w:r>
+        <w:rPr>
+          <w:rFonts w:ascii="Bookman Old Style" w:eastAsia="Bookman Old Style" w:hAnsi="Bookman Old Style" w:cs="Bookman Old Style"/>
+          <w:sz w:val="24"/>
+          <w:szCs w:val="24"/>
+        </w:rPr>
+        <w:t xml:space="preserve">bulan ${bln_teks}, </w:t>
       </w:r>
       <w:proofErr w:type="spellEnd"/>
       <w:r>
@@ -269,267 +268,290 @@
           <w:sz w:val="24"/>
           <w:szCs w:val="24"/>
         </w:rPr>
-      </w:r>
-      <w:proofErr w:type="spellEnd"/>
-      <w:r>
-        <w:rPr>
-          <w:rFonts w:ascii="Bookman Old Style" w:eastAsia="Bookman Old Style" w:hAnsi="Bookman Old Style" w:cs="Bookman Old Style"/>
-          <w:color w:val="000000"/>
-          <w:sz w:val="24"/>
-          <w:szCs w:val="24"/>
-        </w:rPr>
-      </w:r>
-      <w:proofErr w:type="spellStart"/>
-      <w:r>
-        <w:rPr>
-          <w:rFonts w:ascii="Bookman Old Style" w:eastAsia="Bookman Old Style" w:hAnsi="Bookman Old Style" w:cs="Bookman Old Style"/>
-          <w:color w:val="000000"/>
-          <w:sz w:val="24"/>
-          <w:szCs w:val="24"/>
-        </w:rPr>
-      </w:r>
-      <w:proofErr w:type="spellEnd"/>
-      <w:r>
-        <w:rPr>
-          <w:rFonts w:ascii="Bookman Old Style" w:eastAsia="Bookman Old Style" w:hAnsi="Bookman Old Style" w:cs="Bookman Old Style"/>
-          <w:color w:val="000000"/>
-          <w:sz w:val="24"/>
-          <w:szCs w:val="24"/>
-        </w:rPr>
-      </w:r>
-      <w:proofErr w:type="spellStart"/>
-      <w:r>
-        <w:rPr>
-          <w:rFonts w:ascii="Bookman Old Style" w:eastAsia="Bookman Old Style" w:hAnsi="Bookman Old Style" w:cs="Bookman Old Style"/>
-          <w:color w:val="000000"/>
-          <w:sz w:val="24"/>
-          <w:szCs w:val="24"/>
-        </w:rPr>
-      </w:r>
-      <w:proofErr w:type="spellEnd"/>
-      <w:r>
-        <w:rPr>
-          <w:rFonts w:ascii="Bookman Old Style" w:eastAsia="Bookman Old Style" w:hAnsi="Bookman Old Style" w:cs="Bookman Old Style"/>
-          <w:color w:val="000000"/>
-          <w:sz w:val="24"/>
-          <w:szCs w:val="24"/>
-        </w:rPr>
-      </w:r>
-      <w:proofErr w:type="spellStart"/>
-      <w:r>
-        <w:rPr>
-          <w:rFonts w:ascii="Bookman Old Style" w:eastAsia="Bookman Old Style" w:hAnsi="Bookman Old Style" w:cs="Bookman Old Style"/>
-          <w:color w:val="000000"/>
-          <w:sz w:val="24"/>
-          <w:szCs w:val="24"/>
-        </w:rPr>
-      </w:r>
-      <w:proofErr w:type="spellEnd"/>
-      <w:r>
-        <w:rPr>
-          <w:rFonts w:ascii="Bookman Old Style" w:eastAsia="Bookman Old Style" w:hAnsi="Bookman Old Style" w:cs="Bookman Old Style"/>
-          <w:color w:val="000000"/>
-          <w:sz w:val="24"/>
-          <w:szCs w:val="24"/>
-        </w:rPr>
-      </w:r>
-      <w:proofErr w:type="spellStart"/>
-      <w:r>
-        <w:rPr>
-          <w:rFonts w:ascii="Bookman Old Style" w:eastAsia="Bookman Old Style" w:hAnsi="Bookman Old Style" w:cs="Bookman Old Style"/>
-          <w:color w:val="000000"/>
-          <w:sz w:val="24"/>
-          <w:szCs w:val="24"/>
-        </w:rPr>
-      </w:r>
-      <w:proofErr w:type="spellEnd"/>
-      <w:r>
-        <w:rPr>
-          <w:rFonts w:ascii="Bookman Old Style" w:eastAsia="Bookman Old Style" w:hAnsi="Bookman Old Style" w:cs="Bookman Old Style"/>
-          <w:color w:val="000000"/>
-          <w:sz w:val="24"/>
-          <w:szCs w:val="24"/>
-        </w:rPr>
-      </w:r>
-      <w:proofErr w:type="spellStart"/>
-      <w:r>
-        <w:rPr>
-          <w:rFonts w:ascii="Bookman Old Style" w:eastAsia="Bookman Old Style" w:hAnsi="Bookman Old Style" w:cs="Bookman Old Style"/>
-          <w:color w:val="000000"/>
-          <w:sz w:val="24"/>
-          <w:szCs w:val="24"/>
-        </w:rPr>
-      </w:r>
-      <w:proofErr w:type="spellEnd"/>
-      <w:r>
-        <w:rPr>
-          <w:rFonts w:ascii="Bookman Old Style" w:eastAsia="Bookman Old Style" w:hAnsi="Bookman Old Style" w:cs="Bookman Old Style"/>
-          <w:color w:val="000000"/>
-          <w:sz w:val="24"/>
-          <w:szCs w:val="24"/>
-        </w:rPr>
-      </w:r>
-      <w:proofErr w:type="spellStart"/>
-      <w:r>
-        <w:rPr>
-          <w:rFonts w:ascii="Bookman Old Style" w:eastAsia="Bookman Old Style" w:hAnsi="Bookman Old Style" w:cs="Bookman Old Style"/>
-          <w:color w:val="000000"/>
-          <w:sz w:val="24"/>
-          <w:szCs w:val="24"/>
-        </w:rPr>
-      </w:r>
-      <w:proofErr w:type="spellEnd"/>
-      <w:r>
-        <w:rPr>
-          <w:rFonts w:ascii="Bookman Old Style" w:eastAsia="Bookman Old Style" w:hAnsi="Bookman Old Style" w:cs="Bookman Old Style"/>
-          <w:color w:val="000000"/>
-          <w:sz w:val="24"/>
-          <w:szCs w:val="24"/>
-        </w:rPr>
-      </w:r>
-      <w:proofErr w:type="spellStart"/>
-      <w:r>
-        <w:rPr>
-          <w:rFonts w:ascii="Bookman Old Style" w:eastAsia="Bookman Old Style" w:hAnsi="Bookman Old Style" w:cs="Bookman Old Style"/>
-          <w:color w:val="000000"/>
-          <w:sz w:val="24"/>
-          <w:szCs w:val="24"/>
-        </w:rPr>
-      </w:r>
-      <w:proofErr w:type="spellEnd"/>
-      <w:r>
-        <w:rPr>
-          <w:rFonts w:ascii="Bookman Old Style" w:eastAsia="Bookman Old Style" w:hAnsi="Bookman Old Style" w:cs="Bookman Old Style"/>
-          <w:color w:val="000000"/>
-          <w:sz w:val="24"/>
-          <w:szCs w:val="24"/>
-        </w:rPr>
-      </w:r>
-      <w:proofErr w:type="spellStart"/>
-      <w:r>
-        <w:rPr>
-          <w:rFonts w:ascii="Bookman Old Style" w:eastAsia="Bookman Old Style" w:hAnsi="Bookman Old Style" w:cs="Bookman Old Style"/>
-          <w:color w:val="000000"/>
-          <w:sz w:val="24"/>
-          <w:szCs w:val="24"/>
-        </w:rPr>
-      </w:r>
-      <w:proofErr w:type="spellEnd"/>
-      <w:r>
-        <w:rPr>
-          <w:rFonts w:ascii="Bookman Old Style" w:eastAsia="Bookman Old Style" w:hAnsi="Bookman Old Style" w:cs="Bookman Old Style"/>
-          <w:color w:val="000000"/>
-          <w:sz w:val="24"/>
-          <w:szCs w:val="24"/>
-        </w:rPr>
-      </w:r>
-      <w:proofErr w:type="spellStart"/>
-      <w:r>
-        <w:rPr>
-          <w:rFonts w:ascii="Bookman Old Style" w:eastAsia="Bookman Old Style" w:hAnsi="Bookman Old Style" w:cs="Bookman Old Style"/>
-          <w:color w:val="000000"/>
-          <w:sz w:val="24"/>
-          <w:szCs w:val="24"/>
-        </w:rPr>
-      </w:r>
-      <w:proofErr w:type="spellEnd"/>
-      <w:r>
-        <w:rPr>
-          <w:rFonts w:ascii="Bookman Old Style" w:eastAsia="Bookman Old Style" w:hAnsi="Bookman Old Style" w:cs="Bookman Old Style"/>
-          <w:color w:val="000000"/>
-          <w:sz w:val="24"/>
-          <w:szCs w:val="24"/>
-        </w:rPr>
-      </w:r>
-      <w:proofErr w:type="spellStart"/>
-      <w:r>
-        <w:rPr>
-          <w:rFonts w:ascii="Bookman Old Style" w:eastAsia="Bookman Old Style" w:hAnsi="Bookman Old Style" w:cs="Bookman Old Style"/>
-          <w:color w:val="000000"/>
-          <w:sz w:val="24"/>
-          <w:szCs w:val="24"/>
-        </w:rPr>
-      </w:r>
-      <w:proofErr w:type="spellEnd"/>
-      <w:r>
-        <w:rPr>
-          <w:rFonts w:ascii="Bookman Old Style" w:eastAsia="Bookman Old Style" w:hAnsi="Bookman Old Style" w:cs="Bookman Old Style"/>
-          <w:color w:val="000000"/>
-          <w:sz w:val="24"/>
-          <w:szCs w:val="24"/>
-        </w:rPr>
-      </w:r>
-      <w:proofErr w:type="spellStart"/>
-      <w:r>
-        <w:rPr>
-          <w:rFonts w:ascii="Bookman Old Style" w:eastAsia="Bookman Old Style" w:hAnsi="Bookman Old Style" w:cs="Bookman Old Style"/>
-          <w:color w:val="000000"/>
-          <w:sz w:val="24"/>
-          <w:szCs w:val="24"/>
-        </w:rPr>
-      </w:r>
-      <w:proofErr w:type="spellEnd"/>
-      <w:r>
-        <w:rPr>
-          <w:rFonts w:ascii="Bookman Old Style" w:eastAsia="Bookman Old Style" w:hAnsi="Bookman Old Style" w:cs="Bookman Old Style"/>
-          <w:color w:val="000000"/>
-          <w:sz w:val="24"/>
-          <w:szCs w:val="24"/>
-        </w:rPr>
-      </w:r>
-      <w:proofErr w:type="spellStart"/>
-      <w:r>
-        <w:rPr>
-          <w:rFonts w:ascii="Bookman Old Style" w:eastAsia="Bookman Old Style" w:hAnsi="Bookman Old Style" w:cs="Bookman Old Style"/>
-          <w:color w:val="000000"/>
-          <w:sz w:val="24"/>
-          <w:szCs w:val="24"/>
-        </w:rPr>
-      </w:r>
-      <w:proofErr w:type="spellEnd"/>
-      <w:r>
-        <w:rPr>
-          <w:rFonts w:ascii="Bookman Old Style" w:eastAsia="Bookman Old Style" w:hAnsi="Bookman Old Style" w:cs="Bookman Old Style"/>
-          <w:color w:val="000000"/>
-          <w:sz w:val="24"/>
-          <w:szCs w:val="24"/>
-        </w:rPr>
-      </w:r>
-      <w:proofErr w:type="spellStart"/>
-      <w:r>
-        <w:rPr>
-          <w:rFonts w:ascii="Bookman Old Style" w:eastAsia="Bookman Old Style" w:hAnsi="Bookman Old Style" w:cs="Bookman Old Style"/>
-          <w:color w:val="000000"/>
-          <w:sz w:val="24"/>
-          <w:szCs w:val="24"/>
-        </w:rPr>
-      </w:r>
-      <w:proofErr w:type="spellEnd"/>
-      <w:r>
-        <w:rPr>
-          <w:rFonts w:ascii="Bookman Old Style" w:eastAsia="Bookman Old Style" w:hAnsi="Bookman Old Style" w:cs="Bookman Old Style"/>
-          <w:color w:val="000000"/>
-          <w:sz w:val="24"/>
-          <w:szCs w:val="24"/>
-        </w:rPr>
-      </w:r>
-      <w:proofErr w:type="spellStart"/>
-      <w:r>
-        <w:rPr>
-          <w:rFonts w:ascii="Bookman Old Style" w:eastAsia="Bookman Old Style" w:hAnsi="Bookman Old Style" w:cs="Bookman Old Style"/>
-          <w:color w:val="000000"/>
-          <w:sz w:val="24"/>
-          <w:szCs w:val="24"/>
-        </w:rPr>
-      </w:r>
-      <w:proofErr w:type="spellEnd"/>
-      <w:r>
-        <w:rPr>
-          <w:rFonts w:ascii="Bookman Old Style" w:eastAsia="Bookman Old Style" w:hAnsi="Bookman Old Style" w:cs="Bookman Old Style"/>
-          <w:color w:val="000000"/>
-          <w:sz w:val="24"/>
-          <w:szCs w:val="24"/>
-        </w:rPr>
+        <w:t>tahun</w:t>
+      </w:r>
+      <w:proofErr w:type="spellEnd"/>
+      <w:r>
+        <w:rPr>
+          <w:rFonts w:ascii="Bookman Old Style" w:eastAsia="Bookman Old Style" w:hAnsi="Bookman Old Style" w:cs="Bookman Old Style"/>
+          <w:color w:val="000000"/>
+          <w:sz w:val="24"/>
+          <w:szCs w:val="24"/>
+        </w:rPr>
+        <w:t xml:space="preserve"> dua </w:t>
+      </w:r>
+      <w:proofErr w:type="spellStart"/>
+      <w:r>
+        <w:rPr>
+          <w:rFonts w:ascii="Bookman Old Style" w:eastAsia="Bookman Old Style" w:hAnsi="Bookman Old Style" w:cs="Bookman Old Style"/>
+          <w:color w:val="000000"/>
+          <w:sz w:val="24"/>
+          <w:szCs w:val="24"/>
+        </w:rPr>
+        <w:t>ribu</w:t>
+      </w:r>
+      <w:proofErr w:type="spellEnd"/>
+      <w:r>
+        <w:rPr>
+          <w:rFonts w:ascii="Bookman Old Style" w:eastAsia="Bookman Old Style" w:hAnsi="Bookman Old Style" w:cs="Bookman Old Style"/>
+          <w:color w:val="000000"/>
+          <w:sz w:val="24"/>
+          <w:szCs w:val="24"/>
+        </w:rPr>
+        <w:t xml:space="preserve"> dua </w:t>
+      </w:r>
+      <w:proofErr w:type="spellStart"/>
+      <w:r>
+        <w:rPr>
+          <w:rFonts w:ascii="Bookman Old Style" w:eastAsia="Bookman Old Style" w:hAnsi="Bookman Old Style" w:cs="Bookman Old Style"/>
+          <w:color w:val="000000"/>
+          <w:sz w:val="24"/>
+          <w:szCs w:val="24"/>
+        </w:rPr>
+        <w:t>puluh</w:t>
+      </w:r>
+      <w:proofErr w:type="spellEnd"/>
+      <w:r>
+        <w:rPr>
+          <w:rFonts w:ascii="Bookman Old Style" w:eastAsia="Bookman Old Style" w:hAnsi="Bookman Old Style" w:cs="Bookman Old Style"/>
+          <w:color w:val="000000"/>
+          <w:sz w:val="24"/>
+          <w:szCs w:val="24"/>
+        </w:rPr>
+        <w:t xml:space="preserve"> </w:t>
+      </w:r>
+      <w:proofErr w:type="spellStart"/>
+      <w:r>
+        <w:rPr>
+          <w:rFonts w:ascii="Bookman Old Style" w:eastAsia="Bookman Old Style" w:hAnsi="Bookman Old Style" w:cs="Bookman Old Style"/>
+          <w:color w:val="000000"/>
+          <w:sz w:val="24"/>
+          <w:szCs w:val="24"/>
+        </w:rPr>
+        <w:t>enam</w:t>
+      </w:r>
+      <w:proofErr w:type="spellEnd"/>
+      <w:r>
+        <w:rPr>
+          <w:rFonts w:ascii="Bookman Old Style" w:eastAsia="Bookman Old Style" w:hAnsi="Bookman Old Style" w:cs="Bookman Old Style"/>
+          <w:sz w:val="24"/>
+          <w:szCs w:val="24"/>
+        </w:rPr>
+        <w:t xml:space="preserve"> (${tgl_angka}-2026), </w:t>
+      </w:r>
+      <w:proofErr w:type="spellStart"/>
+      <w:r>
+        <w:rPr>
+          <w:rFonts w:ascii="Bookman Old Style" w:eastAsia="Bookman Old Style" w:hAnsi="Bookman Old Style" w:cs="Bookman Old Style"/>
+          <w:color w:val="000000"/>
+          <w:sz w:val="24"/>
+          <w:szCs w:val="24"/>
+        </w:rPr>
+        <w:t>berdasarkan</w:t>
+      </w:r>
+      <w:proofErr w:type="spellEnd"/>
+      <w:r>
+        <w:rPr>
+          <w:rFonts w:ascii="Bookman Old Style" w:eastAsia="Bookman Old Style" w:hAnsi="Bookman Old Style" w:cs="Bookman Old Style"/>
+          <w:color w:val="000000"/>
+          <w:sz w:val="24"/>
+          <w:szCs w:val="24"/>
+        </w:rPr>
+        <w:t xml:space="preserve"> </w:t>
+      </w:r>
+      <w:proofErr w:type="spellStart"/>
+      <w:r>
+        <w:rPr>
+          <w:rFonts w:ascii="Bookman Old Style" w:eastAsia="Bookman Old Style" w:hAnsi="Bookman Old Style" w:cs="Bookman Old Style"/>
+          <w:color w:val="000000"/>
+          <w:sz w:val="24"/>
+          <w:szCs w:val="24"/>
+        </w:rPr>
+        <w:t>Perjanjian</w:t>
+      </w:r>
+      <w:proofErr w:type="spellEnd"/>
+      <w:r>
+        <w:rPr>
+          <w:rFonts w:ascii="Bookman Old Style" w:eastAsia="Bookman Old Style" w:hAnsi="Bookman Old Style" w:cs="Bookman Old Style"/>
+          <w:color w:val="000000"/>
+          <w:sz w:val="24"/>
+          <w:szCs w:val="24"/>
+        </w:rPr>
+        <w:t xml:space="preserve"> </w:t>
+      </w:r>
+      <w:proofErr w:type="spellStart"/>
+      <w:r>
+        <w:rPr>
+          <w:rFonts w:ascii="Bookman Old Style" w:eastAsia="Bookman Old Style" w:hAnsi="Bookman Old Style" w:cs="Bookman Old Style"/>
+          <w:color w:val="000000"/>
+          <w:sz w:val="24"/>
+          <w:szCs w:val="24"/>
+        </w:rPr>
+        <w:t>Kerja</w:t>
+      </w:r>
+      <w:proofErr w:type="spellEnd"/>
+      <w:r>
+        <w:rPr>
+          <w:rFonts w:ascii="Bookman Old Style" w:eastAsia="Bookman Old Style" w:hAnsi="Bookman Old Style" w:cs="Bookman Old Style"/>
+          <w:color w:val="000000"/>
+          <w:sz w:val="24"/>
+          <w:szCs w:val="24"/>
+        </w:rPr>
+        <w:t xml:space="preserve"> pada Badan Pusat </w:t>
+      </w:r>
+      <w:proofErr w:type="spellStart"/>
+      <w:r>
+        <w:rPr>
+          <w:rFonts w:ascii="Bookman Old Style" w:eastAsia="Bookman Old Style" w:hAnsi="Bookman Old Style" w:cs="Bookman Old Style"/>
+          <w:color w:val="000000"/>
+          <w:sz w:val="24"/>
+          <w:szCs w:val="24"/>
+        </w:rPr>
+        <w:t>Statistik</w:t>
+      </w:r>
+      <w:proofErr w:type="spellEnd"/>
+      <w:r>
+        <w:rPr>
+          <w:rFonts w:ascii="Bookman Old Style" w:eastAsia="Bookman Old Style" w:hAnsi="Bookman Old Style" w:cs="Bookman Old Style"/>
+          <w:color w:val="000000"/>
+          <w:sz w:val="24"/>
+          <w:szCs w:val="24"/>
+        </w:rPr>
+        <w:t xml:space="preserve"> </w:t>
+      </w:r>
+      <w:proofErr w:type="spellStart"/>
+      <w:r>
+        <w:rPr>
+          <w:rFonts w:ascii="Bookman Old Style" w:eastAsia="Bookman Old Style" w:hAnsi="Bookman Old Style" w:cs="Bookman Old Style"/>
+          <w:sz w:val="24"/>
+          <w:szCs w:val="24"/>
+        </w:rPr>
+        <w:t xml:space="preserve">Kabupaten Dompu Nomor: ${nomor_spk}, </w:t>
+      </w:r>
+      <w:proofErr w:type="spellEnd"/>
+      <w:r>
+        <w:rPr>
+          <w:rFonts w:ascii="Bookman Old Style" w:eastAsia="Bookman Old Style" w:hAnsi="Bookman Old Style" w:cs="Bookman Old Style"/>
+          <w:color w:val="000000"/>
+          <w:sz w:val="24"/>
+          <w:szCs w:val="24"/>
+        </w:rPr>
+      </w:r>
+      <w:proofErr w:type="spellStart"/>
+      <w:r>
+        <w:rPr>
+          <w:rFonts w:ascii="Bookman Old Style" w:eastAsia="Bookman Old Style" w:hAnsi="Bookman Old Style" w:cs="Bookman Old Style"/>
+          <w:color w:val="000000"/>
+          <w:sz w:val="24"/>
+          <w:szCs w:val="24"/>
+        </w:rPr>
+      </w:r>
+      <w:proofErr w:type="spellEnd"/>
+      <w:r>
+        <w:rPr>
+          <w:rFonts w:ascii="Bookman Old Style" w:eastAsia="Bookman Old Style" w:hAnsi="Bookman Old Style" w:cs="Bookman Old Style"/>
+          <w:color w:val="000000"/>
+          <w:sz w:val="24"/>
+          <w:szCs w:val="24"/>
+        </w:rPr>
+      </w:r>
+      <w:proofErr w:type="spellStart"/>
+      <w:r>
+        <w:rPr>
+          <w:rFonts w:ascii="Bookman Old Style" w:eastAsia="Bookman Old Style" w:hAnsi="Bookman Old Style" w:cs="Bookman Old Style"/>
+          <w:sz w:val="24"/>
+          <w:szCs w:val="24"/>
+        </w:rPr>
+        <w:t xml:space="preserve">bertempat di Dompu, kami yang </w:t>
+      </w:r>
+      <w:proofErr w:type="spellEnd"/>
+      <w:r>
+        <w:rPr>
+          <w:rFonts w:ascii="Bookman Old Style" w:eastAsia="Bookman Old Style" w:hAnsi="Bookman Old Style" w:cs="Bookman Old Style"/>
+          <w:color w:val="000000"/>
+          <w:sz w:val="24"/>
+          <w:szCs w:val="24"/>
+        </w:rPr>
+      </w:r>
+      <w:proofErr w:type="spellStart"/>
+      <w:r>
+        <w:rPr>
+          <w:rFonts w:ascii="Bookman Old Style" w:eastAsia="Bookman Old Style" w:hAnsi="Bookman Old Style" w:cs="Bookman Old Style"/>
+          <w:color w:val="000000"/>
+          <w:sz w:val="24"/>
+          <w:szCs w:val="24"/>
+        </w:rPr>
+        <w:t>bertanda</w:t>
+      </w:r>
+      <w:proofErr w:type="spellEnd"/>
+      <w:r>
+        <w:rPr>
+          <w:rFonts w:ascii="Bookman Old Style" w:eastAsia="Bookman Old Style" w:hAnsi="Bookman Old Style" w:cs="Bookman Old Style"/>
+          <w:color w:val="000000"/>
+          <w:sz w:val="24"/>
+          <w:szCs w:val="24"/>
+        </w:rPr>
+        <w:t xml:space="preserve"> </w:t>
+      </w:r>
+      <w:proofErr w:type="spellStart"/>
+      <w:r>
+        <w:rPr>
+          <w:rFonts w:ascii="Bookman Old Style" w:eastAsia="Bookman Old Style" w:hAnsi="Bookman Old Style" w:cs="Bookman Old Style"/>
+          <w:color w:val="000000"/>
+          <w:sz w:val="24"/>
+          <w:szCs w:val="24"/>
+        </w:rPr>
+        <w:t>tangan</w:t>
+      </w:r>
+      <w:proofErr w:type="spellEnd"/>
+      <w:r>
+        <w:rPr>
+          <w:rFonts w:ascii="Bookman Old Style" w:eastAsia="Bookman Old Style" w:hAnsi="Bookman Old Style" w:cs="Bookman Old Style"/>
+          <w:color w:val="000000"/>
+          <w:sz w:val="24"/>
+          <w:szCs w:val="24"/>
+        </w:rPr>
+        <w:t xml:space="preserve"> di </w:t>
+      </w:r>
+      <w:proofErr w:type="spellStart"/>
+      <w:r>
+        <w:rPr>
+          <w:rFonts w:ascii="Bookman Old Style" w:eastAsia="Bookman Old Style" w:hAnsi="Bookman Old Style" w:cs="Bookman Old Style"/>
+          <w:color w:val="000000"/>
+          <w:sz w:val="24"/>
+          <w:szCs w:val="24"/>
+        </w:rPr>
+        <w:t>bawah</w:t>
+      </w:r>
+      <w:proofErr w:type="spellEnd"/>
+      <w:r>
+        <w:rPr>
+          <w:rFonts w:ascii="Bookman Old Style" w:eastAsia="Bookman Old Style" w:hAnsi="Bookman Old Style" w:cs="Bookman Old Style"/>
+          <w:color w:val="000000"/>
+          <w:sz w:val="24"/>
+          <w:szCs w:val="24"/>
+        </w:rPr>
+        <w:t xml:space="preserve"> </w:t>
+      </w:r>
+      <w:proofErr w:type="spellStart"/>
+      <w:r>
+        <w:rPr>
+          <w:rFonts w:ascii="Bookman Old Style" w:eastAsia="Bookman Old Style" w:hAnsi="Bookman Old Style" w:cs="Bookman Old Style"/>
+          <w:color w:val="000000"/>
+          <w:sz w:val="24"/>
+          <w:szCs w:val="24"/>
+        </w:rPr>
+        <w:t>ini</w:t>
+      </w:r>
+      <w:proofErr w:type="spellEnd"/>
+      <w:r>
+        <w:rPr>
+          <w:rFonts w:ascii="Bookman Old Style" w:eastAsia="Bookman Old Style" w:hAnsi="Bookman Old Style" w:cs="Bookman Old Style"/>
+          <w:color w:val="000000"/>
+          <w:sz w:val="24"/>
+          <w:szCs w:val="24"/>
+        </w:rPr>
+        <w:t>:</w:t>
       </w:r>
     </w:p>
     <w:p>
@@ -560,15 +582,15 @@
           <w:szCs w:val="24"/>
         </w:rPr>
         <w:t xml:space="preserve">Nama </w:t>
+      </w:r>
+      <w:r>
+        <w:rPr>
+          <w:rFonts w:ascii="Bookman Old Style" w:eastAsia="Bookman Old Style" w:hAnsi="Bookman Old Style" w:cs="Bookman Old Style"/>
+          <w:sz w:val="24"/>
+          <w:szCs w:val="24"/>
+        </w:rPr>
         <w:tab/>
         <w:t>:  ${nama_ketua_tim}</w:t>
-      </w:r>
-      <w:r>
-        <w:rPr>
-          <w:rFonts w:ascii="Bookman Old Style" w:eastAsia="Bookman Old Style" w:hAnsi="Bookman Old Style" w:cs="Bookman Old Style"/>
-          <w:sz w:val="24"/>
-          <w:szCs w:val="24"/>
-        </w:rPr>
       </w:r>
     </w:p>
     <w:p>
@@ -595,15 +617,15 @@
           <w:szCs w:val="24"/>
         </w:rPr>
         <w:t xml:space="preserve">     NIP </w:t>
+      </w:r>
+      <w:r>
+        <w:rPr>
+          <w:rFonts w:ascii="Bookman Old Style" w:eastAsia="Bookman Old Style" w:hAnsi="Bookman Old Style" w:cs="Bookman Old Style"/>
+          <w:sz w:val="24"/>
+          <w:szCs w:val="24"/>
+        </w:rPr>
         <w:tab/>
         <w:t>:  ${nip_ketua_tim}</w:t>
-      </w:r>
-      <w:r>
-        <w:rPr>
-          <w:rFonts w:ascii="Bookman Old Style" w:eastAsia="Bookman Old Style" w:hAnsi="Bookman Old Style" w:cs="Bookman Old Style"/>
-          <w:sz w:val="24"/>
-          <w:szCs w:val="24"/>
-        </w:rPr>
       </w:r>
     </w:p>
     <w:p>
@@ -630,72 +652,79 @@
           <w:sz w:val="24"/>
           <w:szCs w:val="24"/>
         </w:rPr>
-        <w:t xml:space="preserve">Jabatan </w:t>
+        <w:t>Jabatan</w:t>
+      </w:r>
+      <w:proofErr w:type="spellEnd"/>
+      <w:r>
+        <w:rPr>
+          <w:rFonts w:ascii="Bookman Old Style" w:eastAsia="Bookman Old Style" w:hAnsi="Bookman Old Style" w:cs="Bookman Old Style"/>
+          <w:sz w:val="24"/>
+          <w:szCs w:val="24"/>
+        </w:rPr>
+        <w:t xml:space="preserve"> </w:t>
+      </w:r>
+      <w:r>
+        <w:rPr>
+          <w:rFonts w:ascii="Bookman Old Style" w:eastAsia="Bookman Old Style" w:hAnsi="Bookman Old Style" w:cs="Bookman Old Style"/>
+          <w:sz w:val="24"/>
+          <w:szCs w:val="24"/>
+        </w:rPr>
         <w:tab/>
-        <w:t>: Ketua Tim Pelaksana Sensus Ekonomi 2026 BPS Kabupaten Dompu</w:t>
-      </w:r>
-      <w:proofErr w:type="spellEnd"/>
-      <w:r>
-        <w:rPr>
-          <w:rFonts w:ascii="Bookman Old Style" w:eastAsia="Bookman Old Style" w:hAnsi="Bookman Old Style" w:cs="Bookman Old Style"/>
-          <w:sz w:val="24"/>
-          <w:szCs w:val="24"/>
-        </w:rPr>
-      </w:r>
-      <w:r>
-        <w:rPr>
-          <w:rFonts w:ascii="Bookman Old Style" w:eastAsia="Bookman Old Style" w:hAnsi="Bookman Old Style" w:cs="Bookman Old Style"/>
-          <w:sz w:val="24"/>
-          <w:szCs w:val="24"/>
-        </w:rPr>
-      </w:r>
-      <w:proofErr w:type="spellStart"/>
-      <w:r>
-        <w:rPr>
-          <w:rFonts w:ascii="Bookman Old Style" w:eastAsia="Bookman Old Style" w:hAnsi="Bookman Old Style" w:cs="Bookman Old Style"/>
-          <w:sz w:val="24"/>
-          <w:szCs w:val="24"/>
-        </w:rPr>
-      </w:r>
-      <w:proofErr w:type="spellEnd"/>
-      <w:r>
-        <w:rPr>
-          <w:rFonts w:ascii="Bookman Old Style" w:eastAsia="Bookman Old Style" w:hAnsi="Bookman Old Style" w:cs="Bookman Old Style"/>
-          <w:sz w:val="24"/>
-          <w:szCs w:val="24"/>
-        </w:rPr>
-      </w:r>
-      <w:proofErr w:type="spellStart"/>
-      <w:r>
-        <w:rPr>
-          <w:rFonts w:ascii="Bookman Old Style" w:eastAsia="Bookman Old Style" w:hAnsi="Bookman Old Style" w:cs="Bookman Old Style"/>
-          <w:sz w:val="24"/>
-          <w:szCs w:val="24"/>
-        </w:rPr>
-      </w:r>
-      <w:proofErr w:type="spellEnd"/>
-      <w:r>
-        <w:rPr>
-          <w:rFonts w:ascii="Bookman Old Style" w:eastAsia="Bookman Old Style" w:hAnsi="Bookman Old Style" w:cs="Bookman Old Style"/>
-          <w:sz w:val="24"/>
-          <w:szCs w:val="24"/>
-        </w:rPr>
-      </w:r>
-      <w:proofErr w:type="spellStart"/>
-      <w:r>
-        <w:rPr>
-          <w:rFonts w:ascii="Bookman Old Style" w:eastAsia="Bookman Old Style" w:hAnsi="Bookman Old Style" w:cs="Bookman Old Style"/>
-          <w:sz w:val="24"/>
-          <w:szCs w:val="24"/>
-        </w:rPr>
-      </w:r>
-      <w:proofErr w:type="spellEnd"/>
-      <w:r>
-        <w:rPr>
-          <w:rFonts w:ascii="Bookman Old Style" w:eastAsia="Bookman Old Style" w:hAnsi="Bookman Old Style" w:cs="Bookman Old Style"/>
-          <w:sz w:val="24"/>
-          <w:szCs w:val="24"/>
-        </w:rPr>
+        <w:t xml:space="preserve">: </w:t>
+      </w:r>
+      <w:proofErr w:type="spellStart"/>
+      <w:r>
+        <w:rPr>
+          <w:rFonts w:ascii="Bookman Old Style" w:eastAsia="Bookman Old Style" w:hAnsi="Bookman Old Style" w:cs="Bookman Old Style"/>
+          <w:sz w:val="24"/>
+          <w:szCs w:val="24"/>
+        </w:rPr>
+        <w:t>Ketua</w:t>
+      </w:r>
+      <w:proofErr w:type="spellEnd"/>
+      <w:r>
+        <w:rPr>
+          <w:rFonts w:ascii="Bookman Old Style" w:eastAsia="Bookman Old Style" w:hAnsi="Bookman Old Style" w:cs="Bookman Old Style"/>
+          <w:sz w:val="24"/>
+          <w:szCs w:val="24"/>
+        </w:rPr>
+        <w:t xml:space="preserve"> Tim </w:t>
+      </w:r>
+      <w:proofErr w:type="spellStart"/>
+      <w:r>
+        <w:rPr>
+          <w:rFonts w:ascii="Bookman Old Style" w:eastAsia="Bookman Old Style" w:hAnsi="Bookman Old Style" w:cs="Bookman Old Style"/>
+          <w:sz w:val="24"/>
+          <w:szCs w:val="24"/>
+        </w:rPr>
+        <w:t>Pelaksana</w:t>
+      </w:r>
+      <w:proofErr w:type="spellEnd"/>
+      <w:r>
+        <w:rPr>
+          <w:rFonts w:ascii="Bookman Old Style" w:eastAsia="Bookman Old Style" w:hAnsi="Bookman Old Style" w:cs="Bookman Old Style"/>
+          <w:sz w:val="24"/>
+          <w:szCs w:val="24"/>
+        </w:rPr>
+        <w:t xml:space="preserve"> </w:t>
+      </w:r>
+      <w:proofErr w:type="spellStart"/>
+      <w:r>
+        <w:rPr>
+          <w:rFonts w:ascii="Bookman Old Style" w:eastAsia="Bookman Old Style" w:hAnsi="Bookman Old Style" w:cs="Bookman Old Style"/>
+          <w:sz w:val="24"/>
+          <w:szCs w:val="24"/>
+        </w:rPr>
+        <w:t>Sensus</w:t>
+      </w:r>
+      <w:proofErr w:type="spellEnd"/>
+      <w:r>
+        <w:rPr>
+          <w:rFonts w:ascii="Bookman Old Style" w:eastAsia="Bookman Old Style" w:hAnsi="Bookman Old Style" w:cs="Bookman Old Style"/>
+          <w:sz w:val="24"/>
+          <w:szCs w:val="24"/>
+        </w:rPr>
+        <w:t xml:space="preserve"> Ekonomi 2026 BPS Kabupaten Dompu</w:t>
       </w:r>
       <w:proofErr w:type="spellStart"/>
       <w:r>
@@ -782,15 +811,15 @@
           <w:szCs w:val="24"/>
         </w:rPr>
         <w:t xml:space="preserve"> Nama </w:t>
+      </w:r>
+      <w:r>
+        <w:rPr>
+          <w:rFonts w:ascii="Bookman Old Style" w:eastAsia="Bookman Old Style" w:hAnsi="Bookman Old Style" w:cs="Bookman Old Style"/>
+          <w:sz w:val="24"/>
+          <w:szCs w:val="24"/>
+        </w:rPr>
         <w:tab/>
         <w:t>:  ${nama_ppk}</w:t>
-      </w:r>
-      <w:r>
-        <w:rPr>
-          <w:rFonts w:ascii="Bookman Old Style" w:eastAsia="Bookman Old Style" w:hAnsi="Bookman Old Style" w:cs="Bookman Old Style"/>
-          <w:sz w:val="24"/>
-          <w:szCs w:val="24"/>
-        </w:rPr>
       </w:r>
     </w:p>
     <w:p>
@@ -817,15 +846,15 @@
           <w:szCs w:val="24"/>
         </w:rPr>
         <w:t xml:space="preserve"> NIP </w:t>
+      </w:r>
+      <w:r>
+        <w:rPr>
+          <w:rFonts w:ascii="Bookman Old Style" w:eastAsia="Bookman Old Style" w:hAnsi="Bookman Old Style" w:cs="Bookman Old Style"/>
+          <w:sz w:val="24"/>
+          <w:szCs w:val="24"/>
+        </w:rPr>
         <w:tab/>
         <w:t>:  ${nip_ppk}</w:t>
-      </w:r>
-      <w:r>
-        <w:rPr>
-          <w:rFonts w:ascii="Bookman Old Style" w:eastAsia="Bookman Old Style" w:hAnsi="Bookman Old Style" w:cs="Bookman Old Style"/>
-          <w:sz w:val="24"/>
-          <w:szCs w:val="24"/>
-        </w:rPr>
       </w:r>
     </w:p>
     <w:p>
@@ -852,88 +881,95 @@
           <w:sz w:val="24"/>
           <w:szCs w:val="24"/>
         </w:rPr>
-        <w:t xml:space="preserve">Jabatan </w:t>
+        <w:t>Jabatan</w:t>
+      </w:r>
+      <w:proofErr w:type="spellEnd"/>
+      <w:r>
+        <w:rPr>
+          <w:rFonts w:ascii="Bookman Old Style" w:eastAsia="Bookman Old Style" w:hAnsi="Bookman Old Style" w:cs="Bookman Old Style"/>
+          <w:sz w:val="24"/>
+          <w:szCs w:val="24"/>
+        </w:rPr>
+        <w:t xml:space="preserve"> </w:t>
+      </w:r>
+      <w:r>
+        <w:rPr>
+          <w:rFonts w:ascii="Bookman Old Style" w:eastAsia="Bookman Old Style" w:hAnsi="Bookman Old Style" w:cs="Bookman Old Style"/>
+          <w:sz w:val="24"/>
+          <w:szCs w:val="24"/>
+        </w:rPr>
         <w:tab/>
-        <w:t>: PPK BPS Kabupaten Dompu, selanjutnya disebut sebagai PIHAK PERTAMA.</w:t>
-      </w:r>
-      <w:proofErr w:type="spellEnd"/>
-      <w:r>
-        <w:rPr>
-          <w:rFonts w:ascii="Bookman Old Style" w:eastAsia="Bookman Old Style" w:hAnsi="Bookman Old Style" w:cs="Bookman Old Style"/>
-          <w:sz w:val="24"/>
-          <w:szCs w:val="24"/>
-        </w:rPr>
-      </w:r>
-      <w:r>
-        <w:rPr>
-          <w:rFonts w:ascii="Bookman Old Style" w:eastAsia="Bookman Old Style" w:hAnsi="Bookman Old Style" w:cs="Bookman Old Style"/>
-          <w:sz w:val="24"/>
-          <w:szCs w:val="24"/>
-        </w:rPr>
-      </w:r>
-      <w:proofErr w:type="spellStart"/>
-      <w:r>
-        <w:rPr>
-          <w:rFonts w:ascii="Bookman Old Style" w:eastAsia="Bookman Old Style" w:hAnsi="Bookman Old Style" w:cs="Bookman Old Style"/>
-          <w:sz w:val="24"/>
-          <w:szCs w:val="24"/>
-        </w:rPr>
-      </w:r>
-      <w:proofErr w:type="spellEnd"/>
-      <w:r>
-        <w:rPr>
-          <w:rFonts w:ascii="Bookman Old Style" w:eastAsia="Bookman Old Style" w:hAnsi="Bookman Old Style" w:cs="Bookman Old Style"/>
-          <w:sz w:val="24"/>
-          <w:szCs w:val="24"/>
-        </w:rPr>
-      </w:r>
-      <w:proofErr w:type="spellStart"/>
-      <w:r>
-        <w:rPr>
-          <w:rFonts w:ascii="Bookman Old Style" w:eastAsia="Bookman Old Style" w:hAnsi="Bookman Old Style" w:cs="Bookman Old Style"/>
-          <w:sz w:val="24"/>
-          <w:szCs w:val="24"/>
-        </w:rPr>
-      </w:r>
-      <w:proofErr w:type="spellEnd"/>
-      <w:r>
-        <w:rPr>
-          <w:rFonts w:ascii="Bookman Old Style" w:eastAsia="Bookman Old Style" w:hAnsi="Bookman Old Style" w:cs="Bookman Old Style"/>
-          <w:sz w:val="24"/>
-          <w:szCs w:val="24"/>
-        </w:rPr>
-      </w:r>
-      <w:proofErr w:type="spellStart"/>
-      <w:r>
-        <w:rPr>
-          <w:rFonts w:ascii="Bookman Old Style" w:eastAsia="Bookman Old Style" w:hAnsi="Bookman Old Style" w:cs="Bookman Old Style"/>
-          <w:sz w:val="24"/>
-          <w:szCs w:val="24"/>
-        </w:rPr>
-      </w:r>
-      <w:proofErr w:type="spellEnd"/>
-      <w:r>
-        <w:rPr>
-          <w:rFonts w:ascii="Bookman Old Style" w:eastAsia="Bookman Old Style" w:hAnsi="Bookman Old Style" w:cs="Bookman Old Style"/>
-          <w:sz w:val="24"/>
-          <w:szCs w:val="24"/>
-        </w:rPr>
-      </w:r>
-      <w:proofErr w:type="spellStart"/>
-      <w:r>
-        <w:rPr>
-          <w:rFonts w:ascii="Bookman Old Style" w:eastAsia="Bookman Old Style" w:hAnsi="Bookman Old Style" w:cs="Bookman Old Style"/>
-          <w:sz w:val="24"/>
-          <w:szCs w:val="24"/>
-        </w:rPr>
-      </w:r>
-      <w:proofErr w:type="spellEnd"/>
-      <w:r>
-        <w:rPr>
-          <w:rFonts w:ascii="Bookman Old Style" w:eastAsia="Bookman Old Style" w:hAnsi="Bookman Old Style" w:cs="Bookman Old Style"/>
-          <w:sz w:val="24"/>
-          <w:szCs w:val="24"/>
-        </w:rPr>
+        <w:t xml:space="preserve">: PPK BPS Kabupaten Dompu, </w:t>
+      </w:r>
+      <w:proofErr w:type="spellStart"/>
+      <w:r>
+        <w:rPr>
+          <w:rFonts w:ascii="Bookman Old Style" w:eastAsia="Bookman Old Style" w:hAnsi="Bookman Old Style" w:cs="Bookman Old Style"/>
+          <w:sz w:val="24"/>
+          <w:szCs w:val="24"/>
+        </w:rPr>
+      </w:r>
+      <w:proofErr w:type="spellEnd"/>
+      <w:r>
+        <w:rPr>
+          <w:rFonts w:ascii="Bookman Old Style" w:eastAsia="Bookman Old Style" w:hAnsi="Bookman Old Style" w:cs="Bookman Old Style"/>
+          <w:sz w:val="24"/>
+          <w:szCs w:val="24"/>
+        </w:rPr>
+      </w:r>
+      <w:proofErr w:type="spellStart"/>
+      <w:r>
+        <w:rPr>
+          <w:rFonts w:ascii="Bookman Old Style" w:eastAsia="Bookman Old Style" w:hAnsi="Bookman Old Style" w:cs="Bookman Old Style"/>
+          <w:sz w:val="24"/>
+          <w:szCs w:val="24"/>
+        </w:rPr>
+        <w:t>selanjutnya</w:t>
+      </w:r>
+      <w:proofErr w:type="spellEnd"/>
+      <w:r>
+        <w:rPr>
+          <w:rFonts w:ascii="Bookman Old Style" w:eastAsia="Bookman Old Style" w:hAnsi="Bookman Old Style" w:cs="Bookman Old Style"/>
+          <w:sz w:val="24"/>
+          <w:szCs w:val="24"/>
+        </w:rPr>
+        <w:t xml:space="preserve"> </w:t>
+      </w:r>
+      <w:proofErr w:type="spellStart"/>
+      <w:r>
+        <w:rPr>
+          <w:rFonts w:ascii="Bookman Old Style" w:eastAsia="Bookman Old Style" w:hAnsi="Bookman Old Style" w:cs="Bookman Old Style"/>
+          <w:sz w:val="24"/>
+          <w:szCs w:val="24"/>
+        </w:rPr>
+        <w:t>disebut</w:t>
+      </w:r>
+      <w:proofErr w:type="spellEnd"/>
+      <w:r>
+        <w:rPr>
+          <w:rFonts w:ascii="Bookman Old Style" w:eastAsia="Bookman Old Style" w:hAnsi="Bookman Old Style" w:cs="Bookman Old Style"/>
+          <w:sz w:val="24"/>
+          <w:szCs w:val="24"/>
+        </w:rPr>
+        <w:t xml:space="preserve"> </w:t>
+      </w:r>
+      <w:proofErr w:type="spellStart"/>
+      <w:r>
+        <w:rPr>
+          <w:rFonts w:ascii="Bookman Old Style" w:eastAsia="Bookman Old Style" w:hAnsi="Bookman Old Style" w:cs="Bookman Old Style"/>
+          <w:sz w:val="24"/>
+          <w:szCs w:val="24"/>
+        </w:rPr>
+        <w:t>sebagai</w:t>
+      </w:r>
+      <w:proofErr w:type="spellEnd"/>
+      <w:r>
+        <w:rPr>
+          <w:rFonts w:ascii="Bookman Old Style" w:eastAsia="Bookman Old Style" w:hAnsi="Bookman Old Style" w:cs="Bookman Old Style"/>
+          <w:sz w:val="24"/>
+          <w:szCs w:val="24"/>
+        </w:rPr>
+        <w:t xml:space="preserve"> </w:t>
       </w:r>
       <w:r>
         <w:rPr>
@@ -943,13 +979,15 @@
           <w:sz w:val="24"/>
           <w:szCs w:val="24"/>
         </w:rPr>
-      </w:r>
-      <w:r>
-        <w:rPr>
-          <w:rFonts w:ascii="Bookman Old Style" w:eastAsia="Bookman Old Style" w:hAnsi="Bookman Old Style" w:cs="Bookman Old Style"/>
-          <w:sz w:val="24"/>
-          <w:szCs w:val="24"/>
-        </w:rPr>
+        <w:t>PIHAK PERTAMA</w:t>
+      </w:r>
+      <w:r>
+        <w:rPr>
+          <w:rFonts w:ascii="Bookman Old Style" w:eastAsia="Bookman Old Style" w:hAnsi="Bookman Old Style" w:cs="Bookman Old Style"/>
+          <w:sz w:val="24"/>
+          <w:szCs w:val="24"/>
+        </w:rPr>
+        <w:t>.</w:t>
       </w:r>
     </w:p>
     <w:p>
@@ -980,15 +1018,15 @@
           <w:szCs w:val="24"/>
         </w:rPr>
         <w:t xml:space="preserve">Nama </w:t>
+      </w:r>
+      <w:r>
+        <w:rPr>
+          <w:rFonts w:ascii="Bookman Old Style" w:eastAsia="Bookman Old Style" w:hAnsi="Bookman Old Style" w:cs="Bookman Old Style"/>
+          <w:sz w:val="24"/>
+          <w:szCs w:val="24"/>
+        </w:rPr>
         <w:tab/>
         <w:t>: ${nama_petugas}</w:t>
-      </w:r>
-      <w:r>
-        <w:rPr>
-          <w:rFonts w:ascii="Bookman Old Style" w:eastAsia="Bookman Old Style" w:hAnsi="Bookman Old Style" w:cs="Bookman Old Style"/>
-          <w:sz w:val="24"/>
-          <w:szCs w:val="24"/>
-        </w:rPr>
       </w:r>
     </w:p>
     <w:p>
@@ -1016,15 +1054,15 @@
         </w:rPr>
         <w:tab/>
         <w:t>NIK</w:t>
+      </w:r>
+      <w:r>
+        <w:rPr>
+          <w:rFonts w:ascii="Bookman Old Style" w:eastAsia="Bookman Old Style" w:hAnsi="Bookman Old Style" w:cs="Bookman Old Style"/>
+          <w:sz w:val="24"/>
+          <w:szCs w:val="24"/>
+        </w:rPr>
         <w:tab/>
         <w:t>: ${nik_petugas}</w:t>
-      </w:r>
-      <w:r>
-        <w:rPr>
-          <w:rFonts w:ascii="Bookman Old Style" w:eastAsia="Bookman Old Style" w:hAnsi="Bookman Old Style" w:cs="Bookman Old Style"/>
-          <w:sz w:val="24"/>
-          <w:szCs w:val="24"/>
-        </w:rPr>
       </w:r>
     </w:p>
     <w:p>
@@ -1410,33 +1448,36 @@
           <w:sz w:val="24"/>
           <w:szCs w:val="24"/>
         </w:rPr>
-        <w:t>PIHAK KEDUA telah melaksanakan  pekerjaan Pemeriksaan Pendataan Lapangan  Sensus Ekonomi 2026 pada Badan Pusat Statistik Kabupaten Dompu berdasarkan Perjanjian Kerja Nomor: ${nomor_spk}, sesuai dengan target pekerjaan termin II yang ditetapkan sebesar ${target_sls} SLS/Sub-SLS dan/atau usaha besar.</w:t>
-      </w:r>
-      <w:r>
-        <w:rPr>
-          <w:rFonts w:ascii="Bookman Old Style" w:eastAsia="Bookman Old Style" w:hAnsi="Bookman Old Style" w:cs="Bookman Old Style"/>
-          <w:color w:val="000000"/>
-          <w:sz w:val="24"/>
-          <w:szCs w:val="24"/>
-        </w:rPr>
-      </w:r>
-      <w:proofErr w:type="spellStart"/>
-      <w:r>
-        <w:rPr>
-          <w:rFonts w:ascii="Bookman Old Style" w:eastAsia="Bookman Old Style" w:hAnsi="Bookman Old Style" w:cs="Bookman Old Style"/>
-          <w:color w:val="000000"/>
-          <w:sz w:val="24"/>
-          <w:szCs w:val="24"/>
-        </w:rPr>
-      </w:r>
-      <w:proofErr w:type="spellEnd"/>
-      <w:r>
-        <w:rPr>
-          <w:rFonts w:ascii="Bookman Old Style" w:eastAsia="Bookman Old Style" w:hAnsi="Bookman Old Style" w:cs="Bookman Old Style"/>
-          <w:color w:val="000000"/>
-          <w:sz w:val="24"/>
-          <w:szCs w:val="24"/>
-        </w:rPr>
+        <w:t>PIHAK KEDUA</w:t>
+      </w:r>
+      <w:r>
+        <w:rPr>
+          <w:rFonts w:ascii="Bookman Old Style" w:eastAsia="Bookman Old Style" w:hAnsi="Bookman Old Style" w:cs="Bookman Old Style"/>
+          <w:color w:val="000000"/>
+          <w:sz w:val="24"/>
+          <w:szCs w:val="24"/>
+        </w:rPr>
+        <w:t xml:space="preserve"> </w:t>
+      </w:r>
+      <w:proofErr w:type="spellStart"/>
+      <w:r>
+        <w:rPr>
+          <w:rFonts w:ascii="Bookman Old Style" w:eastAsia="Bookman Old Style" w:hAnsi="Bookman Old Style" w:cs="Bookman Old Style"/>
+          <w:color w:val="000000"/>
+          <w:sz w:val="24"/>
+          <w:szCs w:val="24"/>
+        </w:rPr>
+        <w:t>telah</w:t>
+      </w:r>
+      <w:proofErr w:type="spellEnd"/>
+      <w:r>
+        <w:rPr>
+          <w:rFonts w:ascii="Bookman Old Style" w:eastAsia="Bookman Old Style" w:hAnsi="Bookman Old Style" w:cs="Bookman Old Style"/>
+          <w:color w:val="000000"/>
+          <w:sz w:val="24"/>
+          <w:szCs w:val="24"/>
+        </w:rPr>
+        <w:t xml:space="preserve"> </w:t>
       </w:r>
       <w:proofErr w:type="spellStart"/>
       <w:proofErr w:type="gramStart"/>
@@ -1447,24 +1488,27 @@
           <w:sz w:val="24"/>
           <w:szCs w:val="24"/>
         </w:rPr>
-      </w:r>
-      <w:proofErr w:type="spellEnd"/>
-      <w:r>
-        <w:rPr>
-          <w:rFonts w:ascii="Bookman Old Style" w:eastAsia="Bookman Old Style" w:hAnsi="Bookman Old Style" w:cs="Bookman Old Style"/>
-          <w:color w:val="000000"/>
-          <w:sz w:val="24"/>
-          <w:szCs w:val="24"/>
-        </w:rPr>
-      </w:r>
-      <w:proofErr w:type="spellStart"/>
-      <w:r>
-        <w:rPr>
-          <w:rFonts w:ascii="Bookman Old Style" w:eastAsia="Bookman Old Style" w:hAnsi="Bookman Old Style" w:cs="Bookman Old Style"/>
-          <w:color w:val="000000"/>
-          <w:sz w:val="24"/>
-          <w:szCs w:val="24"/>
-        </w:rPr>
+        <w:t>melaksanakan</w:t>
+      </w:r>
+      <w:proofErr w:type="spellEnd"/>
+      <w:r>
+        <w:rPr>
+          <w:rFonts w:ascii="Bookman Old Style" w:eastAsia="Bookman Old Style" w:hAnsi="Bookman Old Style" w:cs="Bookman Old Style"/>
+          <w:color w:val="000000"/>
+          <w:sz w:val="24"/>
+          <w:szCs w:val="24"/>
+        </w:rPr>
+        <w:t xml:space="preserve">  </w:t>
+      </w:r>
+      <w:proofErr w:type="spellStart"/>
+      <w:r>
+        <w:rPr>
+          <w:rFonts w:ascii="Bookman Old Style" w:eastAsia="Bookman Old Style" w:hAnsi="Bookman Old Style" w:cs="Bookman Old Style"/>
+          <w:color w:val="000000"/>
+          <w:sz w:val="24"/>
+          <w:szCs w:val="24"/>
+        </w:rPr>
+        <w:t>pekerjaan</w:t>
       </w:r>
       <w:proofErr w:type="spellEnd"/>
       <w:proofErr w:type="gramEnd"/>
@@ -1475,299 +1519,323 @@
           <w:sz w:val="24"/>
           <w:szCs w:val="24"/>
         </w:rPr>
-      </w:r>
-      <w:proofErr w:type="spellStart"/>
-      <w:r>
-        <w:rPr>
-          <w:rFonts w:ascii="Bookman Old Style" w:eastAsia="Bookman Old Style" w:hAnsi="Bookman Old Style" w:cs="Bookman Old Style"/>
-          <w:sz w:val="24"/>
-          <w:szCs w:val="24"/>
-        </w:rPr>
-      </w:r>
-      <w:proofErr w:type="spellEnd"/>
-      <w:r>
-        <w:rPr>
-          <w:rFonts w:ascii="Bookman Old Style" w:eastAsia="Bookman Old Style" w:hAnsi="Bookman Old Style" w:cs="Bookman Old Style"/>
-          <w:color w:val="000000"/>
-          <w:sz w:val="24"/>
-          <w:szCs w:val="24"/>
-        </w:rPr>
-      </w:r>
-      <w:proofErr w:type="spellStart"/>
-      <w:r>
-        <w:rPr>
-          <w:rFonts w:ascii="Bookman Old Style" w:eastAsia="Bookman Old Style" w:hAnsi="Bookman Old Style" w:cs="Bookman Old Style"/>
-          <w:color w:val="000000"/>
-          <w:sz w:val="24"/>
-          <w:szCs w:val="24"/>
-        </w:rPr>
-      </w:r>
-      <w:proofErr w:type="spellEnd"/>
-      <w:r>
-        <w:rPr>
-          <w:rFonts w:ascii="Bookman Old Style" w:eastAsia="Bookman Old Style" w:hAnsi="Bookman Old Style" w:cs="Bookman Old Style"/>
-          <w:color w:val="000000"/>
-          <w:sz w:val="24"/>
-          <w:szCs w:val="24"/>
-        </w:rPr>
-      </w:r>
-      <w:proofErr w:type="spellStart"/>
-      <w:r>
-        <w:rPr>
-          <w:rFonts w:ascii="Bookman Old Style" w:eastAsia="Bookman Old Style" w:hAnsi="Bookman Old Style" w:cs="Bookman Old Style"/>
-          <w:color w:val="000000"/>
-          <w:sz w:val="24"/>
-          <w:szCs w:val="24"/>
-        </w:rPr>
-      </w:r>
-      <w:proofErr w:type="spellEnd"/>
-      <w:r>
-        <w:rPr>
-          <w:rFonts w:ascii="Bookman Old Style" w:eastAsia="Bookman Old Style" w:hAnsi="Bookman Old Style" w:cs="Bookman Old Style"/>
-          <w:color w:val="000000"/>
-          <w:sz w:val="24"/>
-          <w:szCs w:val="24"/>
-        </w:rPr>
-      </w:r>
-      <w:proofErr w:type="spellStart"/>
-      <w:r>
-        <w:rPr>
-          <w:rFonts w:ascii="Bookman Old Style" w:eastAsia="Bookman Old Style" w:hAnsi="Bookman Old Style" w:cs="Bookman Old Style"/>
-          <w:color w:val="000000"/>
-          <w:sz w:val="24"/>
-          <w:szCs w:val="24"/>
-        </w:rPr>
-      </w:r>
-      <w:proofErr w:type="spellEnd"/>
-      <w:r>
-        <w:rPr>
-          <w:rFonts w:ascii="Bookman Old Style" w:eastAsia="Bookman Old Style" w:hAnsi="Bookman Old Style" w:cs="Bookman Old Style"/>
-          <w:color w:val="000000"/>
-          <w:sz w:val="24"/>
-          <w:szCs w:val="24"/>
-        </w:rPr>
-      </w:r>
-      <w:proofErr w:type="spellStart"/>
-      <w:r>
-        <w:rPr>
-          <w:rFonts w:ascii="Bookman Old Style" w:eastAsia="Bookman Old Style" w:hAnsi="Bookman Old Style" w:cs="Bookman Old Style"/>
-          <w:color w:val="000000"/>
-          <w:sz w:val="24"/>
-          <w:szCs w:val="24"/>
-        </w:rPr>
-      </w:r>
-      <w:proofErr w:type="spellEnd"/>
-      <w:r>
-        <w:rPr>
-          <w:rFonts w:ascii="Bookman Old Style" w:eastAsia="Bookman Old Style" w:hAnsi="Bookman Old Style" w:cs="Bookman Old Style"/>
-          <w:color w:val="000000"/>
-          <w:sz w:val="24"/>
-          <w:szCs w:val="24"/>
-        </w:rPr>
-      </w:r>
-      <w:proofErr w:type="spellStart"/>
-      <w:r>
-        <w:rPr>
-          <w:rFonts w:ascii="Bookman Old Style" w:eastAsia="Bookman Old Style" w:hAnsi="Bookman Old Style" w:cs="Bookman Old Style"/>
-          <w:color w:val="000000"/>
-          <w:sz w:val="24"/>
-          <w:szCs w:val="24"/>
-        </w:rPr>
-      </w:r>
-      <w:proofErr w:type="spellEnd"/>
-      <w:r>
-        <w:rPr>
-          <w:rFonts w:ascii="Bookman Old Style" w:eastAsia="Bookman Old Style" w:hAnsi="Bookman Old Style" w:cs="Bookman Old Style"/>
-          <w:color w:val="000000"/>
-          <w:sz w:val="24"/>
-          <w:szCs w:val="24"/>
-        </w:rPr>
-      </w:r>
-      <w:proofErr w:type="spellStart"/>
-      <w:r>
-        <w:rPr>
-          <w:rFonts w:ascii="Bookman Old Style" w:eastAsia="Bookman Old Style" w:hAnsi="Bookman Old Style" w:cs="Bookman Old Style"/>
-          <w:color w:val="000000"/>
-          <w:sz w:val="24"/>
-          <w:szCs w:val="24"/>
-        </w:rPr>
-      </w:r>
-      <w:proofErr w:type="spellEnd"/>
-      <w:r>
-        <w:rPr>
-          <w:rFonts w:ascii="Bookman Old Style" w:eastAsia="Bookman Old Style" w:hAnsi="Bookman Old Style" w:cs="Bookman Old Style"/>
-          <w:color w:val="000000"/>
-          <w:sz w:val="24"/>
-          <w:szCs w:val="24"/>
-        </w:rPr>
-      </w:r>
-      <w:proofErr w:type="spellStart"/>
-      <w:r>
-        <w:rPr>
-          <w:rFonts w:ascii="Bookman Old Style" w:eastAsia="Bookman Old Style" w:hAnsi="Bookman Old Style" w:cs="Bookman Old Style"/>
-          <w:color w:val="000000"/>
-          <w:sz w:val="24"/>
-          <w:szCs w:val="24"/>
-        </w:rPr>
-      </w:r>
-      <w:proofErr w:type="spellEnd"/>
-      <w:r>
-        <w:rPr>
-          <w:rFonts w:ascii="Bookman Old Style" w:eastAsia="Bookman Old Style" w:hAnsi="Bookman Old Style" w:cs="Bookman Old Style"/>
-          <w:color w:val="000000"/>
-          <w:sz w:val="24"/>
-          <w:szCs w:val="24"/>
-        </w:rPr>
-      </w:r>
-      <w:proofErr w:type="spellStart"/>
-      <w:r>
-        <w:rPr>
-          <w:rFonts w:ascii="Bookman Old Style" w:eastAsia="Bookman Old Style" w:hAnsi="Bookman Old Style" w:cs="Bookman Old Style"/>
-          <w:color w:val="000000"/>
-          <w:sz w:val="24"/>
-          <w:szCs w:val="24"/>
-        </w:rPr>
-      </w:r>
-      <w:proofErr w:type="spellEnd"/>
-      <w:r>
-        <w:rPr>
-          <w:rFonts w:ascii="Bookman Old Style" w:eastAsia="Bookman Old Style" w:hAnsi="Bookman Old Style" w:cs="Bookman Old Style"/>
-          <w:color w:val="000000"/>
-          <w:sz w:val="24"/>
-          <w:szCs w:val="24"/>
-        </w:rPr>
-      </w:r>
-      <w:proofErr w:type="spellStart"/>
-      <w:r>
-        <w:rPr>
-          <w:rFonts w:ascii="Bookman Old Style" w:eastAsia="Bookman Old Style" w:hAnsi="Bookman Old Style" w:cs="Bookman Old Style"/>
-          <w:color w:val="000000"/>
-          <w:sz w:val="24"/>
-          <w:szCs w:val="24"/>
-        </w:rPr>
-      </w:r>
-      <w:proofErr w:type="spellEnd"/>
-      <w:r>
-        <w:rPr>
-          <w:rFonts w:ascii="Bookman Old Style" w:eastAsia="Bookman Old Style" w:hAnsi="Bookman Old Style" w:cs="Bookman Old Style"/>
-          <w:color w:val="000000"/>
-          <w:sz w:val="24"/>
-          <w:szCs w:val="24"/>
-        </w:rPr>
-      </w:r>
-      <w:proofErr w:type="spellStart"/>
-      <w:r>
-        <w:rPr>
-          <w:rFonts w:ascii="Bookman Old Style" w:eastAsia="Bookman Old Style" w:hAnsi="Bookman Old Style" w:cs="Bookman Old Style"/>
-          <w:color w:val="000000"/>
-          <w:sz w:val="24"/>
-          <w:szCs w:val="24"/>
-        </w:rPr>
-      </w:r>
-      <w:proofErr w:type="spellEnd"/>
-      <w:r>
-        <w:rPr>
-          <w:rFonts w:ascii="Bookman Old Style" w:eastAsia="Bookman Old Style" w:hAnsi="Bookman Old Style" w:cs="Bookman Old Style"/>
-          <w:color w:val="000000"/>
-          <w:sz w:val="24"/>
-          <w:szCs w:val="24"/>
-        </w:rPr>
-      </w:r>
-      <w:proofErr w:type="spellStart"/>
-      <w:r>
-        <w:rPr>
-          <w:rFonts w:ascii="Bookman Old Style" w:eastAsia="Bookman Old Style" w:hAnsi="Bookman Old Style" w:cs="Bookman Old Style"/>
-          <w:color w:val="000000"/>
-          <w:sz w:val="24"/>
-          <w:szCs w:val="24"/>
-        </w:rPr>
-      </w:r>
-      <w:proofErr w:type="spellEnd"/>
-      <w:r>
-        <w:rPr>
-          <w:rFonts w:ascii="Bookman Old Style" w:eastAsia="Bookman Old Style" w:hAnsi="Bookman Old Style" w:cs="Bookman Old Style"/>
-          <w:color w:val="000000"/>
-          <w:sz w:val="24"/>
-          <w:szCs w:val="24"/>
-        </w:rPr>
-      </w:r>
-      <w:proofErr w:type="spellStart"/>
-      <w:r>
-        <w:rPr>
-          <w:rFonts w:ascii="Bookman Old Style" w:eastAsia="Bookman Old Style" w:hAnsi="Bookman Old Style" w:cs="Bookman Old Style"/>
-          <w:color w:val="000000"/>
-          <w:sz w:val="24"/>
-          <w:szCs w:val="24"/>
-        </w:rPr>
-      </w:r>
-      <w:proofErr w:type="spellEnd"/>
-      <w:r>
-        <w:rPr>
-          <w:rFonts w:ascii="Bookman Old Style" w:eastAsia="Bookman Old Style" w:hAnsi="Bookman Old Style" w:cs="Bookman Old Style"/>
-          <w:color w:val="000000"/>
-          <w:sz w:val="24"/>
-          <w:szCs w:val="24"/>
-        </w:rPr>
-      </w:r>
-      <w:proofErr w:type="spellStart"/>
-      <w:r>
-        <w:rPr>
-          <w:rFonts w:ascii="Bookman Old Style" w:eastAsia="Bookman Old Style" w:hAnsi="Bookman Old Style" w:cs="Bookman Old Style"/>
-          <w:color w:val="000000"/>
-          <w:sz w:val="24"/>
-          <w:szCs w:val="24"/>
-        </w:rPr>
-      </w:r>
-      <w:proofErr w:type="spellEnd"/>
-      <w:r>
-        <w:rPr>
-          <w:rFonts w:ascii="Bookman Old Style" w:eastAsia="Bookman Old Style" w:hAnsi="Bookman Old Style" w:cs="Bookman Old Style"/>
-          <w:color w:val="000000"/>
-          <w:sz w:val="24"/>
-          <w:szCs w:val="24"/>
-        </w:rPr>
-      </w:r>
-      <w:r>
-        <w:rPr>
-          <w:rFonts w:ascii="Bookman Old Style" w:eastAsia="Bookman Old Style" w:hAnsi="Bookman Old Style" w:cs="Bookman Old Style"/>
-          <w:sz w:val="24"/>
-          <w:szCs w:val="24"/>
-        </w:rPr>
-      </w:r>
-      <w:r>
-        <w:rPr>
-          <w:rFonts w:ascii="Bookman Old Style" w:eastAsia="Bookman Old Style" w:hAnsi="Bookman Old Style" w:cs="Bookman Old Style"/>
-          <w:color w:val="000000"/>
-          <w:sz w:val="24"/>
-          <w:szCs w:val="24"/>
-        </w:rPr>
-      </w:r>
-      <w:proofErr w:type="spellStart"/>
-      <w:r>
-        <w:rPr>
-          <w:rFonts w:ascii="Bookman Old Style" w:eastAsia="Bookman Old Style" w:hAnsi="Bookman Old Style" w:cs="Bookman Old Style"/>
-          <w:color w:val="000000"/>
-          <w:sz w:val="24"/>
-          <w:szCs w:val="24"/>
-        </w:rPr>
-      </w:r>
-      <w:proofErr w:type="spellEnd"/>
-      <w:r>
-        <w:rPr>
-          <w:rFonts w:ascii="Bookman Old Style" w:eastAsia="Bookman Old Style" w:hAnsi="Bookman Old Style" w:cs="Bookman Old Style"/>
-          <w:color w:val="000000"/>
-          <w:sz w:val="24"/>
-          <w:szCs w:val="24"/>
-        </w:rPr>
-      </w:r>
-      <w:proofErr w:type="spellStart"/>
-      <w:r>
-        <w:rPr>
-          <w:rFonts w:ascii="Bookman Old Style" w:eastAsia="Bookman Old Style" w:hAnsi="Bookman Old Style" w:cs="Bookman Old Style"/>
-          <w:color w:val="000000"/>
-          <w:sz w:val="24"/>
-          <w:szCs w:val="24"/>
-        </w:rPr>
+        <w:t xml:space="preserve"> </w:t>
+      </w:r>
+      <w:proofErr w:type="spellStart"/>
+      <w:r>
+        <w:rPr>
+          <w:rFonts w:ascii="Bookman Old Style" w:eastAsia="Bookman Old Style" w:hAnsi="Bookman Old Style" w:cs="Bookman Old Style"/>
+          <w:sz w:val="24"/>
+          <w:szCs w:val="24"/>
+        </w:rPr>
+        <w:t>Pemeriksaan</w:t>
+      </w:r>
+      <w:proofErr w:type="spellEnd"/>
+      <w:r>
+        <w:rPr>
+          <w:rFonts w:ascii="Bookman Old Style" w:eastAsia="Bookman Old Style" w:hAnsi="Bookman Old Style" w:cs="Bookman Old Style"/>
+          <w:color w:val="000000"/>
+          <w:sz w:val="24"/>
+          <w:szCs w:val="24"/>
+        </w:rPr>
+        <w:t xml:space="preserve"> </w:t>
+      </w:r>
+      <w:proofErr w:type="spellStart"/>
+      <w:r>
+        <w:rPr>
+          <w:rFonts w:ascii="Bookman Old Style" w:eastAsia="Bookman Old Style" w:hAnsi="Bookman Old Style" w:cs="Bookman Old Style"/>
+          <w:color w:val="000000"/>
+          <w:sz w:val="24"/>
+          <w:szCs w:val="24"/>
+        </w:rPr>
+        <w:t>Pendataan</w:t>
+      </w:r>
+      <w:proofErr w:type="spellEnd"/>
+      <w:r>
+        <w:rPr>
+          <w:rFonts w:ascii="Bookman Old Style" w:eastAsia="Bookman Old Style" w:hAnsi="Bookman Old Style" w:cs="Bookman Old Style"/>
+          <w:color w:val="000000"/>
+          <w:sz w:val="24"/>
+          <w:szCs w:val="24"/>
+        </w:rPr>
+        <w:t xml:space="preserve"> </w:t>
+      </w:r>
+      <w:proofErr w:type="spellStart"/>
+      <w:r>
+        <w:rPr>
+          <w:rFonts w:ascii="Bookman Old Style" w:eastAsia="Bookman Old Style" w:hAnsi="Bookman Old Style" w:cs="Bookman Old Style"/>
+          <w:color w:val="000000"/>
+          <w:sz w:val="24"/>
+          <w:szCs w:val="24"/>
+        </w:rPr>
+        <w:t>Lapangan</w:t>
+      </w:r>
+      <w:proofErr w:type="spellEnd"/>
+      <w:r>
+        <w:rPr>
+          <w:rFonts w:ascii="Bookman Old Style" w:eastAsia="Bookman Old Style" w:hAnsi="Bookman Old Style" w:cs="Bookman Old Style"/>
+          <w:color w:val="000000"/>
+          <w:sz w:val="24"/>
+          <w:szCs w:val="24"/>
+        </w:rPr>
+        <w:t xml:space="preserve">  </w:t>
+      </w:r>
+      <w:proofErr w:type="spellStart"/>
+      <w:r>
+        <w:rPr>
+          <w:rFonts w:ascii="Bookman Old Style" w:eastAsia="Bookman Old Style" w:hAnsi="Bookman Old Style" w:cs="Bookman Old Style"/>
+          <w:color w:val="000000"/>
+          <w:sz w:val="24"/>
+          <w:szCs w:val="24"/>
+        </w:rPr>
+        <w:t>Sensus</w:t>
+      </w:r>
+      <w:proofErr w:type="spellEnd"/>
+      <w:r>
+        <w:rPr>
+          <w:rFonts w:ascii="Bookman Old Style" w:eastAsia="Bookman Old Style" w:hAnsi="Bookman Old Style" w:cs="Bookman Old Style"/>
+          <w:color w:val="000000"/>
+          <w:sz w:val="24"/>
+          <w:szCs w:val="24"/>
+        </w:rPr>
+        <w:t xml:space="preserve"> Ekonomi 2026 pada Badan Pusat </w:t>
+      </w:r>
+      <w:proofErr w:type="spellStart"/>
+      <w:r>
+        <w:rPr>
+          <w:rFonts w:ascii="Bookman Old Style" w:eastAsia="Bookman Old Style" w:hAnsi="Bookman Old Style" w:cs="Bookman Old Style"/>
+          <w:color w:val="000000"/>
+          <w:sz w:val="24"/>
+          <w:szCs w:val="24"/>
+        </w:rPr>
+        <w:t>Statistik</w:t>
+      </w:r>
+      <w:proofErr w:type="spellEnd"/>
+      <w:r>
+        <w:rPr>
+          <w:rFonts w:ascii="Bookman Old Style" w:eastAsia="Bookman Old Style" w:hAnsi="Bookman Old Style" w:cs="Bookman Old Style"/>
+          <w:color w:val="000000"/>
+          <w:sz w:val="24"/>
+          <w:szCs w:val="24"/>
+        </w:rPr>
+        <w:t xml:space="preserve"> </w:t>
+      </w:r>
+      <w:proofErr w:type="spellStart"/>
+      <w:r>
+        <w:rPr>
+          <w:rFonts w:ascii="Bookman Old Style" w:eastAsia="Bookman Old Style" w:hAnsi="Bookman Old Style" w:cs="Bookman Old Style"/>
+          <w:sz w:val="24"/>
+          <w:szCs w:val="24"/>
+        </w:rPr>
+        <w:t>Kabupaten Dompu berdasarkan</w:t>
+      </w:r>
+      <w:proofErr w:type="spellEnd"/>
+      <w:r>
+        <w:rPr>
+          <w:rFonts w:ascii="Bookman Old Style" w:eastAsia="Bookman Old Style" w:hAnsi="Bookman Old Style" w:cs="Bookman Old Style"/>
+          <w:color w:val="000000"/>
+          <w:sz w:val="24"/>
+          <w:szCs w:val="24"/>
+        </w:rPr>
+      </w:r>
+      <w:proofErr w:type="spellStart"/>
+      <w:r>
+        <w:rPr>
+          <w:rFonts w:ascii="Bookman Old Style" w:eastAsia="Bookman Old Style" w:hAnsi="Bookman Old Style" w:cs="Bookman Old Style"/>
+          <w:color w:val="000000"/>
+          <w:sz w:val="24"/>
+          <w:szCs w:val="24"/>
+        </w:rPr>
+      </w:r>
+      <w:proofErr w:type="spellEnd"/>
+      <w:r>
+        <w:rPr>
+          <w:rFonts w:ascii="Bookman Old Style" w:eastAsia="Bookman Old Style" w:hAnsi="Bookman Old Style" w:cs="Bookman Old Style"/>
+          <w:color w:val="000000"/>
+          <w:sz w:val="24"/>
+          <w:szCs w:val="24"/>
+        </w:rPr>
+        <w:t xml:space="preserve"> </w:t>
+      </w:r>
+      <w:proofErr w:type="spellStart"/>
+      <w:r>
+        <w:rPr>
+          <w:rFonts w:ascii="Bookman Old Style" w:eastAsia="Bookman Old Style" w:hAnsi="Bookman Old Style" w:cs="Bookman Old Style"/>
+          <w:sz w:val="24"/>
+          <w:szCs w:val="24"/>
+        </w:rPr>
+        <w:t xml:space="preserve">Perjanjian Kerja Nomor: ${nomor_spk}, </w:t>
+      </w:r>
+      <w:proofErr w:type="spellEnd"/>
+      <w:r>
+        <w:rPr>
+          <w:rFonts w:ascii="Bookman Old Style" w:eastAsia="Bookman Old Style" w:hAnsi="Bookman Old Style" w:cs="Bookman Old Style"/>
+          <w:color w:val="000000"/>
+          <w:sz w:val="24"/>
+          <w:szCs w:val="24"/>
+        </w:rPr>
+      </w:r>
+      <w:proofErr w:type="spellStart"/>
+      <w:r>
+        <w:rPr>
+          <w:rFonts w:ascii="Bookman Old Style" w:eastAsia="Bookman Old Style" w:hAnsi="Bookman Old Style" w:cs="Bookman Old Style"/>
+          <w:color w:val="000000"/>
+          <w:sz w:val="24"/>
+          <w:szCs w:val="24"/>
+        </w:rPr>
+      </w:r>
+      <w:proofErr w:type="spellEnd"/>
+      <w:r>
+        <w:rPr>
+          <w:rFonts w:ascii="Bookman Old Style" w:eastAsia="Bookman Old Style" w:hAnsi="Bookman Old Style" w:cs="Bookman Old Style"/>
+          <w:color w:val="000000"/>
+          <w:sz w:val="24"/>
+          <w:szCs w:val="24"/>
+        </w:rPr>
+      </w:r>
+      <w:proofErr w:type="spellStart"/>
+      <w:r>
+        <w:rPr>
+          <w:rFonts w:ascii="Bookman Old Style" w:eastAsia="Bookman Old Style" w:hAnsi="Bookman Old Style" w:cs="Bookman Old Style"/>
+          <w:color w:val="000000"/>
+          <w:sz w:val="24"/>
+          <w:szCs w:val="24"/>
+        </w:rPr>
+      </w:r>
+      <w:proofErr w:type="spellEnd"/>
+      <w:r>
+        <w:rPr>
+          <w:rFonts w:ascii="Bookman Old Style" w:eastAsia="Bookman Old Style" w:hAnsi="Bookman Old Style" w:cs="Bookman Old Style"/>
+          <w:color w:val="000000"/>
+          <w:sz w:val="24"/>
+          <w:szCs w:val="24"/>
+        </w:rPr>
+      </w:r>
+      <w:proofErr w:type="spellStart"/>
+      <w:r>
+        <w:rPr>
+          <w:rFonts w:ascii="Bookman Old Style" w:eastAsia="Bookman Old Style" w:hAnsi="Bookman Old Style" w:cs="Bookman Old Style"/>
+          <w:color w:val="000000"/>
+          <w:sz w:val="24"/>
+          <w:szCs w:val="24"/>
+        </w:rPr>
+        <w:t>sesuai</w:t>
+      </w:r>
+      <w:proofErr w:type="spellEnd"/>
+      <w:r>
+        <w:rPr>
+          <w:rFonts w:ascii="Bookman Old Style" w:eastAsia="Bookman Old Style" w:hAnsi="Bookman Old Style" w:cs="Bookman Old Style"/>
+          <w:color w:val="000000"/>
+          <w:sz w:val="24"/>
+          <w:szCs w:val="24"/>
+        </w:rPr>
+        <w:t xml:space="preserve"> </w:t>
+      </w:r>
+      <w:proofErr w:type="spellStart"/>
+      <w:r>
+        <w:rPr>
+          <w:rFonts w:ascii="Bookman Old Style" w:eastAsia="Bookman Old Style" w:hAnsi="Bookman Old Style" w:cs="Bookman Old Style"/>
+          <w:color w:val="000000"/>
+          <w:sz w:val="24"/>
+          <w:szCs w:val="24"/>
+        </w:rPr>
+        <w:t>dengan</w:t>
+      </w:r>
+      <w:proofErr w:type="spellEnd"/>
+      <w:r>
+        <w:rPr>
+          <w:rFonts w:ascii="Bookman Old Style" w:eastAsia="Bookman Old Style" w:hAnsi="Bookman Old Style" w:cs="Bookman Old Style"/>
+          <w:color w:val="000000"/>
+          <w:sz w:val="24"/>
+          <w:szCs w:val="24"/>
+        </w:rPr>
+        <w:t xml:space="preserve"> target </w:t>
+      </w:r>
+      <w:proofErr w:type="spellStart"/>
+      <w:r>
+        <w:rPr>
+          <w:rFonts w:ascii="Bookman Old Style" w:eastAsia="Bookman Old Style" w:hAnsi="Bookman Old Style" w:cs="Bookman Old Style"/>
+          <w:color w:val="000000"/>
+          <w:sz w:val="24"/>
+          <w:szCs w:val="24"/>
+        </w:rPr>
+        <w:t>pekerjaan</w:t>
+      </w:r>
+      <w:proofErr w:type="spellEnd"/>
+      <w:r>
+        <w:rPr>
+          <w:rFonts w:ascii="Bookman Old Style" w:eastAsia="Bookman Old Style" w:hAnsi="Bookman Old Style" w:cs="Bookman Old Style"/>
+          <w:color w:val="000000"/>
+          <w:sz w:val="24"/>
+          <w:szCs w:val="24"/>
+        </w:rPr>
+        <w:t xml:space="preserve"> </w:t>
+      </w:r>
+      <w:proofErr w:type="spellStart"/>
+      <w:r>
+        <w:rPr>
+          <w:rFonts w:ascii="Bookman Old Style" w:eastAsia="Bookman Old Style" w:hAnsi="Bookman Old Style" w:cs="Bookman Old Style"/>
+          <w:color w:val="000000"/>
+          <w:sz w:val="24"/>
+          <w:szCs w:val="24"/>
+        </w:rPr>
+        <w:t>termin</w:t>
+      </w:r>
+      <w:proofErr w:type="spellEnd"/>
+      <w:r>
+        <w:rPr>
+          <w:rFonts w:ascii="Bookman Old Style" w:eastAsia="Bookman Old Style" w:hAnsi="Bookman Old Style" w:cs="Bookman Old Style"/>
+          <w:color w:val="000000"/>
+          <w:sz w:val="24"/>
+          <w:szCs w:val="24"/>
+        </w:rPr>
+        <w:t xml:space="preserve"> </w:t>
+      </w:r>
+      <w:r>
+        <w:rPr>
+          <w:rFonts w:ascii="Bookman Old Style" w:eastAsia="Bookman Old Style" w:hAnsi="Bookman Old Style" w:cs="Bookman Old Style"/>
+          <w:sz w:val="24"/>
+          <w:szCs w:val="24"/>
+        </w:rPr>
+        <w:t>I</w:t>
+      </w:r>
+      <w:r>
+        <w:rPr>
+          <w:rFonts w:ascii="Bookman Old Style" w:eastAsia="Bookman Old Style" w:hAnsi="Bookman Old Style" w:cs="Bookman Old Style"/>
+          <w:color w:val="000000"/>
+          <w:sz w:val="24"/>
+          <w:szCs w:val="24"/>
+        </w:rPr>
+        <w:t xml:space="preserve">I yang </w:t>
+      </w:r>
+      <w:proofErr w:type="spellStart"/>
+      <w:r>
+        <w:rPr>
+          <w:rFonts w:ascii="Bookman Old Style" w:eastAsia="Bookman Old Style" w:hAnsi="Bookman Old Style" w:cs="Bookman Old Style"/>
+          <w:color w:val="000000"/>
+          <w:sz w:val="24"/>
+          <w:szCs w:val="24"/>
+        </w:rPr>
+        <w:t>ditetapkan</w:t>
+      </w:r>
+      <w:proofErr w:type="spellEnd"/>
+      <w:r>
+        <w:rPr>
+          <w:rFonts w:ascii="Bookman Old Style" w:eastAsia="Bookman Old Style" w:hAnsi="Bookman Old Style" w:cs="Bookman Old Style"/>
+          <w:color w:val="000000"/>
+          <w:sz w:val="24"/>
+          <w:szCs w:val="24"/>
+        </w:rPr>
+        <w:t xml:space="preserve"> </w:t>
+      </w:r>
+      <w:proofErr w:type="spellStart"/>
+      <w:r>
+        <w:rPr>
+          <w:rFonts w:ascii="Bookman Old Style" w:eastAsia="Bookman Old Style" w:hAnsi="Bookman Old Style" w:cs="Bookman Old Style"/>
+          <w:sz w:val="24"/>
+          <w:szCs w:val="24"/>
+        </w:rPr>
+        <w:t>sebesar ${target_sls} SLS/Sub-SLS dan/</w:t>
       </w:r>
       <w:proofErr w:type="spellEnd"/>
       <w:r>
@@ -1794,6 +1862,7 @@
           <w:sz w:val="24"/>
           <w:szCs w:val="24"/>
         </w:rPr>
+        <w:t>atau</w:t>
       </w:r>
       <w:proofErr w:type="spellEnd"/>
       <w:r>
@@ -1803,6 +1872,7 @@
           <w:sz w:val="24"/>
           <w:szCs w:val="24"/>
         </w:rPr>
+        <w:t xml:space="preserve"> </w:t>
       </w:r>
       <w:proofErr w:type="spellStart"/>
       <w:r>
@@ -1812,6 +1882,7 @@
           <w:sz w:val="24"/>
           <w:szCs w:val="24"/>
         </w:rPr>
+        <w:t>usaha</w:t>
       </w:r>
       <w:proofErr w:type="spellEnd"/>
       <w:r>
@@ -1821,6 +1892,7 @@
           <w:sz w:val="24"/>
           <w:szCs w:val="24"/>
         </w:rPr>
+        <w:t xml:space="preserve"> </w:t>
       </w:r>
       <w:proofErr w:type="spellStart"/>
       <w:r>
@@ -1830,6 +1902,7 @@
           <w:sz w:val="24"/>
           <w:szCs w:val="24"/>
         </w:rPr>
+        <w:t>besar</w:t>
       </w:r>
       <w:proofErr w:type="spellEnd"/>
       <w:r>
@@ -1839,6 +1912,7 @@
           <w:sz w:val="24"/>
           <w:szCs w:val="24"/>
         </w:rPr>
+        <w:t>.</w:t>
       </w:r>
     </w:p>
     <w:p>
@@ -2717,303 +2791,335 @@
           <w:sz w:val="24"/>
           <w:szCs w:val="24"/>
         </w:rPr>
-        <w:t>Pekerjaan Pemeriksaan Pendataan Lapangan Sensus Ekonomi 2026 sebagaimana dimaksud dalam angka 3, berupa dokumen pemeriksaan hasil Pendataan Lapangan Sensus Ekonomi 2026, sejumlah ${realisasi_sls} SLS/Sub-SLS dan/atau usaha besar.</w:t>
-      </w:r>
-      <w:r>
-        <w:rPr>
-          <w:rFonts w:ascii="Bookman Old Style" w:eastAsia="Bookman Old Style" w:hAnsi="Bookman Old Style" w:cs="Bookman Old Style"/>
-          <w:color w:val="000000"/>
-          <w:sz w:val="24"/>
-          <w:szCs w:val="24"/>
-        </w:rPr>
-      </w:r>
-      <w:proofErr w:type="spellEnd"/>
-      <w:r>
-        <w:rPr>
-          <w:rFonts w:ascii="Bookman Old Style" w:eastAsia="Bookman Old Style" w:hAnsi="Bookman Old Style" w:cs="Bookman Old Style"/>
-          <w:color w:val="000000"/>
-          <w:sz w:val="24"/>
-          <w:szCs w:val="24"/>
-        </w:rPr>
-      </w:r>
-      <w:proofErr w:type="spellStart"/>
-      <w:r>
-        <w:rPr>
-          <w:rFonts w:ascii="Bookman Old Style" w:eastAsia="Bookman Old Style" w:hAnsi="Bookman Old Style" w:cs="Bookman Old Style"/>
-          <w:color w:val="000000"/>
-          <w:sz w:val="24"/>
-          <w:szCs w:val="24"/>
-        </w:rPr>
-      </w:r>
-      <w:proofErr w:type="spellEnd"/>
-      <w:r>
-        <w:rPr>
-          <w:rFonts w:ascii="Bookman Old Style" w:eastAsia="Bookman Old Style" w:hAnsi="Bookman Old Style" w:cs="Bookman Old Style"/>
-          <w:color w:val="000000"/>
-          <w:sz w:val="24"/>
-          <w:szCs w:val="24"/>
-        </w:rPr>
-      </w:r>
-      <w:proofErr w:type="spellStart"/>
-      <w:r>
-        <w:rPr>
-          <w:rFonts w:ascii="Bookman Old Style" w:eastAsia="Bookman Old Style" w:hAnsi="Bookman Old Style" w:cs="Bookman Old Style"/>
-          <w:color w:val="000000"/>
-          <w:sz w:val="24"/>
-          <w:szCs w:val="24"/>
-        </w:rPr>
-      </w:r>
-      <w:proofErr w:type="spellEnd"/>
-      <w:r>
-        <w:rPr>
-          <w:rFonts w:ascii="Bookman Old Style" w:eastAsia="Bookman Old Style" w:hAnsi="Bookman Old Style" w:cs="Bookman Old Style"/>
-          <w:color w:val="000000"/>
-          <w:sz w:val="24"/>
-          <w:szCs w:val="24"/>
-        </w:rPr>
-      </w:r>
-      <w:proofErr w:type="spellStart"/>
-      <w:r>
-        <w:rPr>
-          <w:rFonts w:ascii="Bookman Old Style" w:eastAsia="Bookman Old Style" w:hAnsi="Bookman Old Style" w:cs="Bookman Old Style"/>
-          <w:color w:val="000000"/>
-          <w:sz w:val="24"/>
-          <w:szCs w:val="24"/>
-        </w:rPr>
-      </w:r>
-      <w:proofErr w:type="spellEnd"/>
-      <w:r>
-        <w:rPr>
-          <w:rFonts w:ascii="Bookman Old Style" w:eastAsia="Bookman Old Style" w:hAnsi="Bookman Old Style" w:cs="Bookman Old Style"/>
-          <w:color w:val="000000"/>
-          <w:sz w:val="24"/>
-          <w:szCs w:val="24"/>
-        </w:rPr>
-      </w:r>
-      <w:proofErr w:type="spellStart"/>
-      <w:r>
-        <w:rPr>
-          <w:rFonts w:ascii="Bookman Old Style" w:eastAsia="Bookman Old Style" w:hAnsi="Bookman Old Style" w:cs="Bookman Old Style"/>
-          <w:color w:val="000000"/>
-          <w:sz w:val="24"/>
-          <w:szCs w:val="24"/>
-        </w:rPr>
-      </w:r>
-      <w:proofErr w:type="spellEnd"/>
-      <w:r>
-        <w:rPr>
-          <w:rFonts w:ascii="Bookman Old Style" w:eastAsia="Bookman Old Style" w:hAnsi="Bookman Old Style" w:cs="Bookman Old Style"/>
-          <w:color w:val="000000"/>
-          <w:sz w:val="24"/>
-          <w:szCs w:val="24"/>
-        </w:rPr>
-      </w:r>
-      <w:proofErr w:type="spellStart"/>
-      <w:r>
-        <w:rPr>
-          <w:rFonts w:ascii="Bookman Old Style" w:eastAsia="Bookman Old Style" w:hAnsi="Bookman Old Style" w:cs="Bookman Old Style"/>
-          <w:color w:val="000000"/>
-          <w:sz w:val="24"/>
-          <w:szCs w:val="24"/>
-        </w:rPr>
-      </w:r>
-      <w:proofErr w:type="spellEnd"/>
-      <w:r>
-        <w:rPr>
-          <w:rFonts w:ascii="Bookman Old Style" w:eastAsia="Bookman Old Style" w:hAnsi="Bookman Old Style" w:cs="Bookman Old Style"/>
-          <w:color w:val="000000"/>
-          <w:sz w:val="24"/>
-          <w:szCs w:val="24"/>
-        </w:rPr>
-      </w:r>
-      <w:proofErr w:type="spellStart"/>
-      <w:r>
-        <w:rPr>
-          <w:rFonts w:ascii="Bookman Old Style" w:eastAsia="Bookman Old Style" w:hAnsi="Bookman Old Style" w:cs="Bookman Old Style"/>
-          <w:color w:val="000000"/>
-          <w:sz w:val="24"/>
-          <w:szCs w:val="24"/>
-        </w:rPr>
-      </w:r>
-      <w:proofErr w:type="spellEnd"/>
-      <w:r>
-        <w:rPr>
-          <w:rFonts w:ascii="Bookman Old Style" w:eastAsia="Bookman Old Style" w:hAnsi="Bookman Old Style" w:cs="Bookman Old Style"/>
-          <w:color w:val="000000"/>
-          <w:sz w:val="24"/>
-          <w:szCs w:val="24"/>
-        </w:rPr>
-      </w:r>
-      <w:proofErr w:type="spellStart"/>
-      <w:r>
-        <w:rPr>
-          <w:rFonts w:ascii="Bookman Old Style" w:eastAsia="Bookman Old Style" w:hAnsi="Bookman Old Style" w:cs="Bookman Old Style"/>
-          <w:color w:val="000000"/>
-          <w:sz w:val="24"/>
-          <w:szCs w:val="24"/>
-        </w:rPr>
-      </w:r>
-      <w:proofErr w:type="spellEnd"/>
-      <w:r>
-        <w:rPr>
-          <w:rFonts w:ascii="Bookman Old Style" w:eastAsia="Bookman Old Style" w:hAnsi="Bookman Old Style" w:cs="Bookman Old Style"/>
-          <w:color w:val="000000"/>
-          <w:sz w:val="24"/>
-          <w:szCs w:val="24"/>
-        </w:rPr>
-      </w:r>
-      <w:proofErr w:type="spellStart"/>
-      <w:r>
-        <w:rPr>
-          <w:rFonts w:ascii="Bookman Old Style" w:eastAsia="Bookman Old Style" w:hAnsi="Bookman Old Style" w:cs="Bookman Old Style"/>
-          <w:color w:val="000000"/>
-          <w:sz w:val="24"/>
-          <w:szCs w:val="24"/>
-        </w:rPr>
-      </w:r>
-      <w:proofErr w:type="spellEnd"/>
-      <w:r>
-        <w:rPr>
-          <w:rFonts w:ascii="Bookman Old Style" w:eastAsia="Bookman Old Style" w:hAnsi="Bookman Old Style" w:cs="Bookman Old Style"/>
-          <w:color w:val="000000"/>
-          <w:sz w:val="24"/>
-          <w:szCs w:val="24"/>
-        </w:rPr>
-      </w:r>
-      <w:proofErr w:type="spellStart"/>
-      <w:r>
-        <w:rPr>
-          <w:rFonts w:ascii="Bookman Old Style" w:eastAsia="Bookman Old Style" w:hAnsi="Bookman Old Style" w:cs="Bookman Old Style"/>
-          <w:color w:val="000000"/>
-          <w:sz w:val="24"/>
-          <w:szCs w:val="24"/>
-        </w:rPr>
-      </w:r>
-      <w:proofErr w:type="spellEnd"/>
-      <w:r>
-        <w:rPr>
-          <w:rFonts w:ascii="Bookman Old Style" w:eastAsia="Bookman Old Style" w:hAnsi="Bookman Old Style" w:cs="Bookman Old Style"/>
-          <w:color w:val="000000"/>
-          <w:sz w:val="24"/>
-          <w:szCs w:val="24"/>
-        </w:rPr>
-      </w:r>
-      <w:proofErr w:type="spellStart"/>
-      <w:r>
-        <w:rPr>
-          <w:rFonts w:ascii="Bookman Old Style" w:eastAsia="Bookman Old Style" w:hAnsi="Bookman Old Style" w:cs="Bookman Old Style"/>
-          <w:color w:val="000000"/>
-          <w:sz w:val="24"/>
-          <w:szCs w:val="24"/>
-        </w:rPr>
-      </w:r>
-      <w:proofErr w:type="spellEnd"/>
-      <w:r>
-        <w:rPr>
-          <w:rFonts w:ascii="Bookman Old Style" w:eastAsia="Bookman Old Style" w:hAnsi="Bookman Old Style" w:cs="Bookman Old Style"/>
-          <w:color w:val="000000"/>
-          <w:sz w:val="24"/>
-          <w:szCs w:val="24"/>
-        </w:rPr>
-      </w:r>
-      <w:proofErr w:type="spellStart"/>
-      <w:r>
-        <w:rPr>
-          <w:rFonts w:ascii="Bookman Old Style" w:eastAsia="Bookman Old Style" w:hAnsi="Bookman Old Style" w:cs="Bookman Old Style"/>
-          <w:color w:val="000000"/>
-          <w:sz w:val="24"/>
-          <w:szCs w:val="24"/>
-        </w:rPr>
-      </w:r>
-      <w:proofErr w:type="spellEnd"/>
-      <w:r>
-        <w:rPr>
-          <w:rFonts w:ascii="Bookman Old Style" w:eastAsia="Bookman Old Style" w:hAnsi="Bookman Old Style" w:cs="Bookman Old Style"/>
-          <w:color w:val="000000"/>
-          <w:sz w:val="24"/>
-          <w:szCs w:val="24"/>
-        </w:rPr>
-      </w:r>
-      <w:proofErr w:type="spellStart"/>
-      <w:r>
-        <w:rPr>
-          <w:rFonts w:ascii="Bookman Old Style" w:eastAsia="Bookman Old Style" w:hAnsi="Bookman Old Style" w:cs="Bookman Old Style"/>
-          <w:color w:val="000000"/>
-          <w:sz w:val="24"/>
-          <w:szCs w:val="24"/>
-        </w:rPr>
-      </w:r>
-      <w:proofErr w:type="spellEnd"/>
-      <w:r>
-        <w:rPr>
-          <w:rFonts w:ascii="Bookman Old Style" w:eastAsia="Bookman Old Style" w:hAnsi="Bookman Old Style" w:cs="Bookman Old Style"/>
-          <w:color w:val="000000"/>
-          <w:sz w:val="24"/>
-          <w:szCs w:val="24"/>
-        </w:rPr>
-      </w:r>
-      <w:proofErr w:type="spellStart"/>
-      <w:r>
-        <w:rPr>
-          <w:rFonts w:ascii="Bookman Old Style" w:eastAsia="Bookman Old Style" w:hAnsi="Bookman Old Style" w:cs="Bookman Old Style"/>
-          <w:color w:val="000000"/>
-          <w:sz w:val="24"/>
-          <w:szCs w:val="24"/>
-        </w:rPr>
-      </w:r>
-      <w:proofErr w:type="spellEnd"/>
-      <w:r>
-        <w:rPr>
-          <w:rFonts w:ascii="Bookman Old Style" w:eastAsia="Bookman Old Style" w:hAnsi="Bookman Old Style" w:cs="Bookman Old Style"/>
-          <w:color w:val="000000"/>
-          <w:sz w:val="24"/>
-          <w:szCs w:val="24"/>
-        </w:rPr>
-      </w:r>
-      <w:proofErr w:type="spellStart"/>
-      <w:r>
-        <w:rPr>
-          <w:rFonts w:ascii="Bookman Old Style" w:eastAsia="Bookman Old Style" w:hAnsi="Bookman Old Style" w:cs="Bookman Old Style"/>
-          <w:color w:val="000000"/>
-          <w:sz w:val="24"/>
-          <w:szCs w:val="24"/>
-        </w:rPr>
-      </w:r>
-      <w:proofErr w:type="spellEnd"/>
-      <w:r>
-        <w:rPr>
-          <w:rFonts w:ascii="Bookman Old Style" w:eastAsia="Bookman Old Style" w:hAnsi="Bookman Old Style" w:cs="Bookman Old Style"/>
-          <w:color w:val="000000"/>
-          <w:sz w:val="24"/>
-          <w:szCs w:val="24"/>
-        </w:rPr>
-      </w:r>
-      <w:proofErr w:type="spellStart"/>
-      <w:r>
-        <w:rPr>
-          <w:rFonts w:ascii="Bookman Old Style" w:eastAsia="Bookman Old Style" w:hAnsi="Bookman Old Style" w:cs="Bookman Old Style"/>
-          <w:color w:val="000000"/>
-          <w:sz w:val="24"/>
-          <w:szCs w:val="24"/>
-        </w:rPr>
-      </w:r>
-      <w:proofErr w:type="spellEnd"/>
-      <w:r>
-        <w:rPr>
-          <w:rFonts w:ascii="Bookman Old Style" w:eastAsia="Bookman Old Style" w:hAnsi="Bookman Old Style" w:cs="Bookman Old Style"/>
-          <w:color w:val="000000"/>
-          <w:sz w:val="24"/>
-          <w:szCs w:val="24"/>
-        </w:rPr>
-      </w:r>
-      <w:proofErr w:type="spellStart"/>
-      <w:r>
-        <w:rPr>
-          <w:rFonts w:ascii="Bookman Old Style" w:eastAsia="Bookman Old Style" w:hAnsi="Bookman Old Style" w:cs="Bookman Old Style"/>
-          <w:color w:val="000000"/>
-          <w:sz w:val="24"/>
-          <w:szCs w:val="24"/>
-        </w:rPr>
+        <w:t>P</w:t>
+      </w:r>
+      <w:r>
+        <w:rPr>
+          <w:rFonts w:ascii="Bookman Old Style" w:eastAsia="Bookman Old Style" w:hAnsi="Bookman Old Style" w:cs="Bookman Old Style"/>
+          <w:color w:val="000000"/>
+          <w:sz w:val="24"/>
+          <w:szCs w:val="24"/>
+        </w:rPr>
+        <w:t>ekerjaan</w:t>
+      </w:r>
+      <w:proofErr w:type="spellEnd"/>
+      <w:r>
+        <w:rPr>
+          <w:rFonts w:ascii="Bookman Old Style" w:eastAsia="Bookman Old Style" w:hAnsi="Bookman Old Style" w:cs="Bookman Old Style"/>
+          <w:color w:val="000000"/>
+          <w:sz w:val="24"/>
+          <w:szCs w:val="24"/>
+        </w:rPr>
+        <w:t xml:space="preserve"> </w:t>
+      </w:r>
+      <w:proofErr w:type="spellStart"/>
+      <w:r>
+        <w:rPr>
+          <w:rFonts w:ascii="Bookman Old Style" w:eastAsia="Bookman Old Style" w:hAnsi="Bookman Old Style" w:cs="Bookman Old Style"/>
+          <w:color w:val="000000"/>
+          <w:sz w:val="24"/>
+          <w:szCs w:val="24"/>
+        </w:rPr>
+        <w:t>Pemeriksaan</w:t>
+      </w:r>
+      <w:proofErr w:type="spellEnd"/>
+      <w:r>
+        <w:rPr>
+          <w:rFonts w:ascii="Bookman Old Style" w:eastAsia="Bookman Old Style" w:hAnsi="Bookman Old Style" w:cs="Bookman Old Style"/>
+          <w:color w:val="000000"/>
+          <w:sz w:val="24"/>
+          <w:szCs w:val="24"/>
+        </w:rPr>
+        <w:t xml:space="preserve"> </w:t>
+      </w:r>
+      <w:proofErr w:type="spellStart"/>
+      <w:r>
+        <w:rPr>
+          <w:rFonts w:ascii="Bookman Old Style" w:eastAsia="Bookman Old Style" w:hAnsi="Bookman Old Style" w:cs="Bookman Old Style"/>
+          <w:color w:val="000000"/>
+          <w:sz w:val="24"/>
+          <w:szCs w:val="24"/>
+        </w:rPr>
+        <w:t>Pendataan</w:t>
+      </w:r>
+      <w:proofErr w:type="spellEnd"/>
+      <w:r>
+        <w:rPr>
+          <w:rFonts w:ascii="Bookman Old Style" w:eastAsia="Bookman Old Style" w:hAnsi="Bookman Old Style" w:cs="Bookman Old Style"/>
+          <w:color w:val="000000"/>
+          <w:sz w:val="24"/>
+          <w:szCs w:val="24"/>
+        </w:rPr>
+        <w:t xml:space="preserve"> </w:t>
+      </w:r>
+      <w:proofErr w:type="spellStart"/>
+      <w:r>
+        <w:rPr>
+          <w:rFonts w:ascii="Bookman Old Style" w:eastAsia="Bookman Old Style" w:hAnsi="Bookman Old Style" w:cs="Bookman Old Style"/>
+          <w:color w:val="000000"/>
+          <w:sz w:val="24"/>
+          <w:szCs w:val="24"/>
+        </w:rPr>
+        <w:t>Lapangan</w:t>
+      </w:r>
+      <w:proofErr w:type="spellEnd"/>
+      <w:r>
+        <w:rPr>
+          <w:rFonts w:ascii="Bookman Old Style" w:eastAsia="Bookman Old Style" w:hAnsi="Bookman Old Style" w:cs="Bookman Old Style"/>
+          <w:color w:val="000000"/>
+          <w:sz w:val="24"/>
+          <w:szCs w:val="24"/>
+        </w:rPr>
+        <w:t xml:space="preserve"> </w:t>
+      </w:r>
+      <w:proofErr w:type="spellStart"/>
+      <w:r>
+        <w:rPr>
+          <w:rFonts w:ascii="Bookman Old Style" w:eastAsia="Bookman Old Style" w:hAnsi="Bookman Old Style" w:cs="Bookman Old Style"/>
+          <w:color w:val="000000"/>
+          <w:sz w:val="24"/>
+          <w:szCs w:val="24"/>
+        </w:rPr>
+        <w:t>Sensus</w:t>
+      </w:r>
+      <w:proofErr w:type="spellEnd"/>
+      <w:r>
+        <w:rPr>
+          <w:rFonts w:ascii="Bookman Old Style" w:eastAsia="Bookman Old Style" w:hAnsi="Bookman Old Style" w:cs="Bookman Old Style"/>
+          <w:color w:val="000000"/>
+          <w:sz w:val="24"/>
+          <w:szCs w:val="24"/>
+        </w:rPr>
+        <w:t xml:space="preserve"> Ekonomi 2026 </w:t>
+      </w:r>
+      <w:proofErr w:type="spellStart"/>
+      <w:r>
+        <w:rPr>
+          <w:rFonts w:ascii="Bookman Old Style" w:eastAsia="Bookman Old Style" w:hAnsi="Bookman Old Style" w:cs="Bookman Old Style"/>
+          <w:color w:val="000000"/>
+          <w:sz w:val="24"/>
+          <w:szCs w:val="24"/>
+        </w:rPr>
+        <w:t>sebagaimana</w:t>
+      </w:r>
+      <w:proofErr w:type="spellEnd"/>
+      <w:r>
+        <w:rPr>
+          <w:rFonts w:ascii="Bookman Old Style" w:eastAsia="Bookman Old Style" w:hAnsi="Bookman Old Style" w:cs="Bookman Old Style"/>
+          <w:color w:val="000000"/>
+          <w:sz w:val="24"/>
+          <w:szCs w:val="24"/>
+        </w:rPr>
+        <w:t xml:space="preserve"> </w:t>
+      </w:r>
+      <w:proofErr w:type="spellStart"/>
+      <w:r>
+        <w:rPr>
+          <w:rFonts w:ascii="Bookman Old Style" w:eastAsia="Bookman Old Style" w:hAnsi="Bookman Old Style" w:cs="Bookman Old Style"/>
+          <w:color w:val="000000"/>
+          <w:sz w:val="24"/>
+          <w:szCs w:val="24"/>
+        </w:rPr>
+        <w:t>dimaksud</w:t>
+      </w:r>
+      <w:proofErr w:type="spellEnd"/>
+      <w:r>
+        <w:rPr>
+          <w:rFonts w:ascii="Bookman Old Style" w:eastAsia="Bookman Old Style" w:hAnsi="Bookman Old Style" w:cs="Bookman Old Style"/>
+          <w:color w:val="000000"/>
+          <w:sz w:val="24"/>
+          <w:szCs w:val="24"/>
+        </w:rPr>
+        <w:t xml:space="preserve"> </w:t>
+      </w:r>
+      <w:proofErr w:type="spellStart"/>
+      <w:r>
+        <w:rPr>
+          <w:rFonts w:ascii="Bookman Old Style" w:eastAsia="Bookman Old Style" w:hAnsi="Bookman Old Style" w:cs="Bookman Old Style"/>
+          <w:color w:val="000000"/>
+          <w:sz w:val="24"/>
+          <w:szCs w:val="24"/>
+        </w:rPr>
+        <w:t>dalam</w:t>
+      </w:r>
+      <w:proofErr w:type="spellEnd"/>
+      <w:r>
+        <w:rPr>
+          <w:rFonts w:ascii="Bookman Old Style" w:eastAsia="Bookman Old Style" w:hAnsi="Bookman Old Style" w:cs="Bookman Old Style"/>
+          <w:color w:val="000000"/>
+          <w:sz w:val="24"/>
+          <w:szCs w:val="24"/>
+        </w:rPr>
+        <w:t xml:space="preserve"> </w:t>
+      </w:r>
+      <w:proofErr w:type="spellStart"/>
+      <w:r>
+        <w:rPr>
+          <w:rFonts w:ascii="Bookman Old Style" w:eastAsia="Bookman Old Style" w:hAnsi="Bookman Old Style" w:cs="Bookman Old Style"/>
+          <w:color w:val="000000"/>
+          <w:sz w:val="24"/>
+          <w:szCs w:val="24"/>
+        </w:rPr>
+        <w:t>angka</w:t>
+      </w:r>
+      <w:proofErr w:type="spellEnd"/>
+      <w:r>
+        <w:rPr>
+          <w:rFonts w:ascii="Bookman Old Style" w:eastAsia="Bookman Old Style" w:hAnsi="Bookman Old Style" w:cs="Bookman Old Style"/>
+          <w:color w:val="000000"/>
+          <w:sz w:val="24"/>
+          <w:szCs w:val="24"/>
+        </w:rPr>
+        <w:t xml:space="preserve"> 3, </w:t>
+      </w:r>
+      <w:proofErr w:type="spellStart"/>
+      <w:r>
+        <w:rPr>
+          <w:rFonts w:ascii="Bookman Old Style" w:eastAsia="Bookman Old Style" w:hAnsi="Bookman Old Style" w:cs="Bookman Old Style"/>
+          <w:color w:val="000000"/>
+          <w:sz w:val="24"/>
+          <w:szCs w:val="24"/>
+        </w:rPr>
+        <w:t>berupa</w:t>
+      </w:r>
+      <w:proofErr w:type="spellEnd"/>
+      <w:r>
+        <w:rPr>
+          <w:rFonts w:ascii="Bookman Old Style" w:eastAsia="Bookman Old Style" w:hAnsi="Bookman Old Style" w:cs="Bookman Old Style"/>
+          <w:color w:val="000000"/>
+          <w:sz w:val="24"/>
+          <w:szCs w:val="24"/>
+        </w:rPr>
+        <w:t xml:space="preserve"> </w:t>
+      </w:r>
+      <w:proofErr w:type="spellStart"/>
+      <w:r>
+        <w:rPr>
+          <w:rFonts w:ascii="Bookman Old Style" w:eastAsia="Bookman Old Style" w:hAnsi="Bookman Old Style" w:cs="Bookman Old Style"/>
+          <w:color w:val="000000"/>
+          <w:sz w:val="24"/>
+          <w:szCs w:val="24"/>
+        </w:rPr>
+        <w:t>dokumen</w:t>
+      </w:r>
+      <w:proofErr w:type="spellEnd"/>
+      <w:r>
+        <w:rPr>
+          <w:rFonts w:ascii="Bookman Old Style" w:eastAsia="Bookman Old Style" w:hAnsi="Bookman Old Style" w:cs="Bookman Old Style"/>
+          <w:color w:val="000000"/>
+          <w:sz w:val="24"/>
+          <w:szCs w:val="24"/>
+        </w:rPr>
+        <w:t xml:space="preserve"> </w:t>
+      </w:r>
+      <w:proofErr w:type="spellStart"/>
+      <w:r>
+        <w:rPr>
+          <w:rFonts w:ascii="Bookman Old Style" w:eastAsia="Bookman Old Style" w:hAnsi="Bookman Old Style" w:cs="Bookman Old Style"/>
+          <w:color w:val="000000"/>
+          <w:sz w:val="24"/>
+          <w:szCs w:val="24"/>
+        </w:rPr>
+        <w:t>pemeriksaan</w:t>
+      </w:r>
+      <w:proofErr w:type="spellEnd"/>
+      <w:r>
+        <w:rPr>
+          <w:rFonts w:ascii="Bookman Old Style" w:eastAsia="Bookman Old Style" w:hAnsi="Bookman Old Style" w:cs="Bookman Old Style"/>
+          <w:color w:val="000000"/>
+          <w:sz w:val="24"/>
+          <w:szCs w:val="24"/>
+        </w:rPr>
+        <w:t xml:space="preserve"> </w:t>
+      </w:r>
+      <w:proofErr w:type="spellStart"/>
+      <w:r>
+        <w:rPr>
+          <w:rFonts w:ascii="Bookman Old Style" w:eastAsia="Bookman Old Style" w:hAnsi="Bookman Old Style" w:cs="Bookman Old Style"/>
+          <w:color w:val="000000"/>
+          <w:sz w:val="24"/>
+          <w:szCs w:val="24"/>
+        </w:rPr>
+        <w:t>hasil</w:t>
+      </w:r>
+      <w:proofErr w:type="spellEnd"/>
+      <w:r>
+        <w:rPr>
+          <w:rFonts w:ascii="Bookman Old Style" w:eastAsia="Bookman Old Style" w:hAnsi="Bookman Old Style" w:cs="Bookman Old Style"/>
+          <w:color w:val="000000"/>
+          <w:sz w:val="24"/>
+          <w:szCs w:val="24"/>
+        </w:rPr>
+        <w:t xml:space="preserve"> </w:t>
+      </w:r>
+      <w:proofErr w:type="spellStart"/>
+      <w:r>
+        <w:rPr>
+          <w:rFonts w:ascii="Bookman Old Style" w:eastAsia="Bookman Old Style" w:hAnsi="Bookman Old Style" w:cs="Bookman Old Style"/>
+          <w:color w:val="000000"/>
+          <w:sz w:val="24"/>
+          <w:szCs w:val="24"/>
+        </w:rPr>
+        <w:t>Pendataan</w:t>
+      </w:r>
+      <w:proofErr w:type="spellEnd"/>
+      <w:r>
+        <w:rPr>
+          <w:rFonts w:ascii="Bookman Old Style" w:eastAsia="Bookman Old Style" w:hAnsi="Bookman Old Style" w:cs="Bookman Old Style"/>
+          <w:color w:val="000000"/>
+          <w:sz w:val="24"/>
+          <w:szCs w:val="24"/>
+        </w:rPr>
+        <w:t xml:space="preserve"> </w:t>
+      </w:r>
+      <w:proofErr w:type="spellStart"/>
+      <w:r>
+        <w:rPr>
+          <w:rFonts w:ascii="Bookman Old Style" w:eastAsia="Bookman Old Style" w:hAnsi="Bookman Old Style" w:cs="Bookman Old Style"/>
+          <w:color w:val="000000"/>
+          <w:sz w:val="24"/>
+          <w:szCs w:val="24"/>
+        </w:rPr>
+        <w:t>Lapangan</w:t>
+      </w:r>
+      <w:proofErr w:type="spellEnd"/>
+      <w:r>
+        <w:rPr>
+          <w:rFonts w:ascii="Bookman Old Style" w:eastAsia="Bookman Old Style" w:hAnsi="Bookman Old Style" w:cs="Bookman Old Style"/>
+          <w:color w:val="000000"/>
+          <w:sz w:val="24"/>
+          <w:szCs w:val="24"/>
+        </w:rPr>
+        <w:t xml:space="preserve"> </w:t>
+      </w:r>
+      <w:proofErr w:type="spellStart"/>
+      <w:r>
+        <w:rPr>
+          <w:rFonts w:ascii="Bookman Old Style" w:eastAsia="Bookman Old Style" w:hAnsi="Bookman Old Style" w:cs="Bookman Old Style"/>
+          <w:color w:val="000000"/>
+          <w:sz w:val="24"/>
+          <w:szCs w:val="24"/>
+        </w:rPr>
+        <w:t>Sensus</w:t>
+      </w:r>
+      <w:proofErr w:type="spellEnd"/>
+      <w:r>
+        <w:rPr>
+          <w:rFonts w:ascii="Bookman Old Style" w:eastAsia="Bookman Old Style" w:hAnsi="Bookman Old Style" w:cs="Bookman Old Style"/>
+          <w:color w:val="000000"/>
+          <w:sz w:val="24"/>
+          <w:szCs w:val="24"/>
+        </w:rPr>
+        <w:t xml:space="preserve"> Ekonomi 2026, </w:t>
+      </w:r>
+      <w:proofErr w:type="spellStart"/>
+      <w:r>
+        <w:rPr>
+          <w:rFonts w:ascii="Bookman Old Style" w:eastAsia="Bookman Old Style" w:hAnsi="Bookman Old Style" w:cs="Bookman Old Style"/>
+          <w:sz w:val="24"/>
+          <w:szCs w:val="24"/>
+        </w:rPr>
+        <w:t>sejumlah ${realisasi_sls} SLS/Sub-SLS dan/</w:t>
       </w:r>
       <w:proofErr w:type="spellEnd"/>
       <w:r>
@@ -3040,6 +3146,7 @@
           <w:sz w:val="24"/>
           <w:szCs w:val="24"/>
         </w:rPr>
+        <w:t>atau</w:t>
       </w:r>
       <w:proofErr w:type="spellEnd"/>
       <w:r>
@@ -3049,6 +3156,7 @@
           <w:sz w:val="24"/>
           <w:szCs w:val="24"/>
         </w:rPr>
+        <w:t xml:space="preserve"> </w:t>
       </w:r>
       <w:proofErr w:type="spellStart"/>
       <w:r>
@@ -3058,6 +3166,7 @@
           <w:sz w:val="24"/>
           <w:szCs w:val="24"/>
         </w:rPr>
+        <w:t>usaha</w:t>
       </w:r>
       <w:proofErr w:type="spellEnd"/>
       <w:r>
@@ -3067,6 +3176,7 @@
           <w:sz w:val="24"/>
           <w:szCs w:val="24"/>
         </w:rPr>
+        <w:t xml:space="preserve"> </w:t>
       </w:r>
       <w:proofErr w:type="spellStart"/>
       <w:r>
@@ -3076,6 +3186,7 @@
           <w:sz w:val="24"/>
           <w:szCs w:val="24"/>
         </w:rPr>
+        <w:t>besar</w:t>
       </w:r>
       <w:proofErr w:type="spellEnd"/>
       <w:r>
@@ -3085,6 +3196,7 @@
           <w:sz w:val="24"/>
           <w:szCs w:val="24"/>
         </w:rPr>
+        <w:t>.</w:t>
       </w:r>
     </w:p>
     <w:p>
@@ -3877,9 +3989,6 @@
                 <w:szCs w:val="24"/>
               </w:rPr>
               <w:t>PIHAK KEDUA,</w:t>
-              <w:br/>
-              <w:br/>
-              <w:t>${nama_petugas}</w:t>
             </w:r>
           </w:p>
           <w:p>
@@ -3905,10 +4014,10 @@
             <w:r>
               <w:rPr>
                 <w:rFonts w:ascii="Bookman Old Style" w:eastAsia="Bookman Old Style" w:hAnsi="Bookman Old Style" w:cs="Bookman Old Style"/>
-                <w:color w:val="000000"/>
-                <w:sz w:val="24"/>
-                <w:szCs w:val="24"/>
-              </w:rPr>
+                <w:sz w:val="24"/>
+                <w:szCs w:val="24"/>
+              </w:rPr>
+              <w:t>${nama_petugas}</w:t>
             </w:r>
           </w:p>
         </w:tc>
@@ -3940,9 +4049,6 @@
                 <w:szCs w:val="24"/>
               </w:rPr>
               <w:t>PIHAK PERTAMA,</w:t>
-              <w:br/>
-              <w:br/>
-              <w:t>${nama_ketua_tim}</w:t>
             </w:r>
           </w:p>
           <w:p>
@@ -3968,10 +4074,10 @@
             <w:r>
               <w:rPr>
                 <w:rFonts w:ascii="Bookman Old Style" w:eastAsia="Bookman Old Style" w:hAnsi="Bookman Old Style" w:cs="Bookman Old Style"/>
-                <w:color w:val="000000"/>
-                <w:sz w:val="24"/>
-                <w:szCs w:val="24"/>
-              </w:rPr>
+                <w:sz w:val="24"/>
+                <w:szCs w:val="24"/>
+              </w:rPr>
+              <w:t>${nama_ketua_tim}</w:t>
             </w:r>
           </w:p>
         </w:tc>
@@ -4108,7 +4214,6 @@
       <w:r>
         <w:rPr>
           <w:rFonts w:ascii="Bookman Old Style" w:eastAsia="Bookman Old Style" w:hAnsi="Bookman Old Style" w:cs="Bookman Old Style"/>
-          <w:color w:val="000000"/>
           <w:sz w:val="24"/>
           <w:szCs w:val="24"/>
         </w:rPr>
@@ -4139,11 +4244,10 @@
       <w:r>
         <w:rPr>
           <w:rFonts w:ascii="Bookman Old Style" w:eastAsia="Bookman Old Style" w:hAnsi="Bookman Old Style" w:cs="Bookman Old Style"/>
-          <w:color w:val="000000"/>
-          <w:sz w:val="24"/>
-          <w:szCs w:val="24"/>
-        </w:rPr>
-        <w:t>NOMOR: ${nomor}</w:t>
+          <w:sz w:val="24"/>
+          <w:szCs w:val="24"/>
+        </w:rPr>
+        <w:t>${nomor}</w:t>
       </w:r>
     </w:p>
     <w:p>
@@ -5233,11 +5337,10 @@
             <w:r>
               <w:rPr>
                 <w:rFonts w:ascii="Bookman Old Style" w:eastAsia="Bookman Old Style" w:hAnsi="Bookman Old Style" w:cs="Bookman Old Style"/>
-                <w:color w:val="FF0000"/>
-                <w:sz w:val="24"/>
-                <w:szCs w:val="24"/>
-              </w:rPr>
-              <w:t xml:space="preserve">${target_sls} SLS/Sub-SLS </w:t>
+                <w:sz w:val="24"/>
+                <w:szCs w:val="24"/>
+              </w:rPr>
+              <w:t>${target_sls}</w:t>
             </w:r>
             <w:proofErr w:type="spellStart"/>
             <w:r>
@@ -5277,6 +5380,7 @@
                 <w:sz w:val="24"/>
                 <w:szCs w:val="24"/>
               </w:rPr>
+              <w:t xml:space="preserve">SLS/Sub-SLS </w:t>
             </w:r>
           </w:p>
         </w:tc>
@@ -5310,8 +5414,7 @@
                 <w:sz w:val="24"/>
                 <w:szCs w:val="24"/>
               </w:rPr>
-              <w:t>Telah mencapai target pekerjaan sebesar ${realisasi_sls} SLS/Sub-SLS</w:t>
-              <w:br/>
+              <w:t xml:space="preserve">Telah </w:t>
             </w:r>
             <w:proofErr w:type="spellStart"/>
             <w:r>
@@ -5321,6 +5424,7 @@
                 <w:sz w:val="24"/>
                 <w:szCs w:val="24"/>
               </w:rPr>
+              <w:t>mencapai</w:t>
             </w:r>
             <w:proofErr w:type="spellEnd"/>
             <w:r>
@@ -5330,6 +5434,7 @@
                 <w:sz w:val="24"/>
                 <w:szCs w:val="24"/>
               </w:rPr>
+              <w:t xml:space="preserve"> target </w:t>
             </w:r>
             <w:proofErr w:type="spellStart"/>
             <w:r>
@@ -5339,6 +5444,7 @@
                 <w:sz w:val="24"/>
                 <w:szCs w:val="24"/>
               </w:rPr>
+              <w:t>pekerjaan</w:t>
             </w:r>
             <w:proofErr w:type="spellEnd"/>
             <w:r>
@@ -5348,6 +5454,7 @@
                 <w:sz w:val="24"/>
                 <w:szCs w:val="24"/>
               </w:rPr>
+              <w:t xml:space="preserve"> </w:t>
             </w:r>
             <w:proofErr w:type="spellStart"/>
             <w:r>
@@ -5357,6 +5464,7 @@
                 <w:sz w:val="24"/>
                 <w:szCs w:val="24"/>
               </w:rPr>
+              <w:t>sebesar</w:t>
             </w:r>
             <w:proofErr w:type="spellEnd"/>
             <w:r>
@@ -5366,14 +5474,15 @@
                 <w:sz w:val="24"/>
                 <w:szCs w:val="24"/>
               </w:rPr>
-            </w:r>
-            <w:r>
-              <w:rPr>
-                <w:rFonts w:ascii="Bookman Old Style" w:eastAsia="Bookman Old Style" w:hAnsi="Bookman Old Style" w:cs="Bookman Old Style"/>
-                <w:color w:val="FF0000"/>
-                <w:sz w:val="24"/>
-                <w:szCs w:val="24"/>
-              </w:rPr>
+              <w:t xml:space="preserve"> </w:t>
+            </w:r>
+            <w:r>
+              <w:rPr>
+                <w:rFonts w:ascii="Bookman Old Style" w:eastAsia="Bookman Old Style" w:hAnsi="Bookman Old Style" w:cs="Bookman Old Style"/>
+                <w:sz w:val="24"/>
+                <w:szCs w:val="24"/>
+              </w:rPr>
+              <w:t>${realisasi_sls}</w:t>
             </w:r>
             <w:proofErr w:type="spellStart"/>
             <w:r>
@@ -5413,6 +5522,7 @@
                 <w:sz w:val="24"/>
                 <w:szCs w:val="24"/>
               </w:rPr>
+              <w:t>SLS/Sub-SLS</w:t>
             </w:r>
           </w:p>
           <w:p>
@@ -5451,7 +5561,6 @@
             <w:r>
               <w:rPr>
                 <w:rFonts w:ascii="Bookman Old Style" w:eastAsia="Bookman Old Style" w:hAnsi="Bookman Old Style" w:cs="Bookman Old Style"/>
-                <w:color w:val="000000"/>
                 <w:sz w:val="24"/>
                 <w:szCs w:val="24"/>
               </w:rPr>
@@ -5683,9 +5792,6 @@
             <w:r>
               <w:rPr>
                 <w:rFonts w:ascii="Bookman Old Style" w:eastAsia="Bookman Old Style" w:hAnsi="Bookman Old Style" w:cs="Bookman Old Style"/>
-                <w:i/>
-                <w:iCs/>
-                <w:color w:val="000000"/>
                 <w:sz w:val="24"/>
                 <w:szCs w:val="24"/>
               </w:rPr>
@@ -5750,7 +5856,6 @@
             <w:r>
               <w:rPr>
                 <w:rFonts w:ascii="Bookman Old Style" w:eastAsia="Bookman Old Style" w:hAnsi="Bookman Old Style" w:cs="Bookman Old Style"/>
-                <w:color w:val="000000"/>
                 <w:sz w:val="24"/>
                 <w:szCs w:val="24"/>
               </w:rPr>
@@ -6004,15 +6109,6 @@
                 <w:szCs w:val="24"/>
               </w:rPr>
             </w:pPr>
-            <w:r>
-              <w:br/>
-              <w:br/>
-              <w:t>PIHAK KEDUA,</w:t>
-              <w:br/>
-              <w:br/>
-              <w:br/>
-              <w:t>${nama_petugas}</w:t>
-            </w:r>
           </w:p>
           <w:p>
             <w:pPr>
@@ -6043,6 +6139,7 @@
                 <w:sz w:val="24"/>
                 <w:szCs w:val="24"/>
               </w:rPr>
+              <w:t>PIHAK KEDUA,</w:t>
             </w:r>
           </w:p>
           <w:p>
@@ -6085,6 +6182,7 @@
                 <w:sz w:val="24"/>
                 <w:szCs w:val="24"/>
               </w:rPr>
+              <w:t>${nama_petugas}</w:t>
             </w:r>
           </w:p>
         </w:tc>
@@ -6109,15 +6207,6 @@
                 <w:szCs w:val="24"/>
               </w:rPr>
             </w:pPr>
-            <w:r>
-              <w:br/>
-              <w:br/>
-              <w:t>PIHAK PERTAMA,</w:t>
-              <w:br/>
-              <w:br/>
-              <w:br/>
-              <w:t>${nama_ketua_tim}</w:t>
-            </w:r>
           </w:p>
           <w:p>
             <w:pPr>
@@ -6148,6 +6237,7 @@
                 <w:sz w:val="24"/>
                 <w:szCs w:val="24"/>
               </w:rPr>
+              <w:t>PIHAK PERTAMA,</w:t>
             </w:r>
           </w:p>
           <w:p>
@@ -6190,6 +6280,7 @@
                 <w:sz w:val="24"/>
                 <w:szCs w:val="24"/>
               </w:rPr>
+              <w:t>${nama_ketua_tim}</w:t>
             </w:r>
           </w:p>
         </w:tc>
@@ -7600,7 +7691,6 @@
             <w:r>
               <w:rPr>
                 <w:rFonts w:ascii="Bookman Old Style" w:eastAsia="Bookman Old Style" w:hAnsi="Bookman Old Style" w:cs="Bookman Old Style"/>
-                <w:color w:val="000000"/>
                 <w:sz w:val="24"/>
                 <w:szCs w:val="24"/>
               </w:rPr>
@@ -7753,7 +7843,6 @@
             <w:r>
               <w:rPr>
                 <w:rFonts w:ascii="Bookman Old Style" w:eastAsia="Bookman Old Style" w:hAnsi="Bookman Old Style" w:cs="Bookman Old Style"/>
-                <w:color w:val="000000"/>
                 <w:sz w:val="24"/>
                 <w:szCs w:val="24"/>
               </w:rPr>
@@ -7985,9 +8074,6 @@
             <w:r>
               <w:rPr>
                 <w:rFonts w:ascii="Bookman Old Style" w:eastAsia="Bookman Old Style" w:hAnsi="Bookman Old Style" w:cs="Bookman Old Style"/>
-                <w:i/>
-                <w:iCs/>
-                <w:color w:val="000000"/>
                 <w:sz w:val="24"/>
                 <w:szCs w:val="24"/>
               </w:rPr>
@@ -8052,7 +8138,6 @@
             <w:r>
               <w:rPr>
                 <w:rFonts w:ascii="Bookman Old Style" w:eastAsia="Bookman Old Style" w:hAnsi="Bookman Old Style" w:cs="Bookman Old Style"/>
-                <w:color w:val="000000"/>
                 <w:sz w:val="24"/>
                 <w:szCs w:val="24"/>
               </w:rPr>
